--- a/云南技术方案-新.docx
+++ b/云南技术方案-新.docx
@@ -39,6 +39,355 @@
         </w:rPr>
         <w:t>判装置研究</w:t>
       </w:r>
+    </w:p>
+    <w:p>
+      <w:pPr>
+        <w:ind w:firstLineChars="0" w:firstLine="0"/>
+      </w:pPr>
+      <w:r>
+        <w:tab/>
+      </w:r>
+      <w:r>
+        <w:rPr>
+          <w:rFonts w:hint="eastAsia"/>
+        </w:rPr>
+        <w:t>单兵装置要完成的任务：</w:t>
+      </w:r>
+    </w:p>
+    <w:p>
+      <w:pPr>
+        <w:ind w:firstLineChars="0" w:firstLine="0"/>
+        <w:rPr>
+          <w:rFonts w:hint="eastAsia"/>
+        </w:rPr>
+      </w:pPr>
+      <w:r>
+        <w:tab/>
+      </w:r>
+      <w:r>
+        <w:tab/>
+      </w:r>
+      <w:r>
+        <w:tab/>
+      </w:r>
+      <w:r>
+        <w:tab/>
+      </w:r>
+      <w:r>
+        <w:tab/>
+      </w:r>
+      <w:r>
+        <w:tab/>
+      </w:r>
+      <w:r>
+        <w:tab/>
+      </w:r>
+      <w:r>
+        <w:rPr>
+          <w:rFonts w:hint="eastAsia"/>
+        </w:rPr>
+        <w:t>在电网故障现场实现对电网故障的智能</w:t>
+      </w:r>
+      <w:proofErr w:type="gramStart"/>
+      <w:r>
+        <w:rPr>
+          <w:rFonts w:hint="eastAsia"/>
+        </w:rPr>
+        <w:t>研</w:t>
+      </w:r>
+      <w:proofErr w:type="gramEnd"/>
+      <w:r>
+        <w:rPr>
+          <w:rFonts w:hint="eastAsia"/>
+        </w:rPr>
+        <w:t>判</w:t>
+      </w:r>
+      <w:r>
+        <w:tab/>
+      </w:r>
+    </w:p>
+    <w:p>
+      <w:pPr>
+        <w:ind w:firstLineChars="0" w:firstLine="0"/>
+      </w:pPr>
+      <w:r>
+        <w:tab/>
+      </w:r>
+      <w:r>
+        <w:rPr>
+          <w:rFonts w:hint="eastAsia"/>
+        </w:rPr>
+        <w:t>单兵装置要接受的信息：</w:t>
+      </w:r>
+      <w:r>
+        <w:tab/>
+      </w:r>
+    </w:p>
+    <w:p>
+      <w:pPr>
+        <w:ind w:firstLineChars="0" w:firstLine="0"/>
+      </w:pPr>
+      <w:r>
+        <w:tab/>
+      </w:r>
+      <w:r>
+        <w:tab/>
+      </w:r>
+      <w:r>
+        <w:tab/>
+      </w:r>
+      <w:r>
+        <w:tab/>
+      </w:r>
+      <w:r>
+        <w:tab/>
+      </w:r>
+      <w:r>
+        <w:tab/>
+      </w:r>
+      <w:r>
+        <w:tab/>
+      </w:r>
+      <w:r>
+        <w:rPr>
+          <w:rFonts w:hint="eastAsia"/>
+        </w:rPr>
+        <w:t>电网设备状态信息</w:t>
+      </w:r>
+    </w:p>
+    <w:p>
+      <w:pPr>
+        <w:ind w:firstLineChars="0" w:firstLine="0"/>
+      </w:pPr>
+      <w:r>
+        <w:tab/>
+      </w:r>
+      <w:r>
+        <w:tab/>
+      </w:r>
+      <w:r>
+        <w:tab/>
+      </w:r>
+      <w:r>
+        <w:tab/>
+      </w:r>
+      <w:r>
+        <w:tab/>
+      </w:r>
+      <w:r>
+        <w:tab/>
+      </w:r>
+      <w:r>
+        <w:tab/>
+      </w:r>
+      <w:r>
+        <w:rPr>
+          <w:rFonts w:hint="eastAsia"/>
+        </w:rPr>
+        <w:t>传感器等外设测量的现场环境</w:t>
+      </w:r>
+      <w:r>
+        <w:rPr>
+          <w:rFonts w:hint="eastAsia"/>
+        </w:rPr>
+        <w:t>数据</w:t>
+      </w:r>
+      <w:r>
+        <w:rPr>
+          <w:rFonts w:hint="eastAsia"/>
+        </w:rPr>
+        <w:t>信息</w:t>
+      </w:r>
+    </w:p>
+    <w:p>
+      <w:pPr>
+        <w:ind w:firstLineChars="0" w:firstLine="0"/>
+      </w:pPr>
+      <w:r>
+        <w:tab/>
+      </w:r>
+      <w:r>
+        <w:tab/>
+      </w:r>
+      <w:r>
+        <w:tab/>
+      </w:r>
+      <w:r>
+        <w:tab/>
+      </w:r>
+      <w:r>
+        <w:tab/>
+      </w:r>
+      <w:r>
+        <w:tab/>
+      </w:r>
+      <w:r>
+        <w:tab/>
+      </w:r>
+      <w:r>
+        <w:rPr>
+          <w:rFonts w:hint="eastAsia"/>
+        </w:rPr>
+        <w:t>摄像头传来的图像信息</w:t>
+      </w:r>
+    </w:p>
+    <w:p>
+      <w:pPr>
+        <w:ind w:firstLineChars="0" w:firstLine="0"/>
+      </w:pPr>
+      <w:r>
+        <w:tab/>
+      </w:r>
+      <w:r>
+        <w:tab/>
+      </w:r>
+      <w:r>
+        <w:tab/>
+      </w:r>
+      <w:r>
+        <w:tab/>
+      </w:r>
+      <w:r>
+        <w:tab/>
+      </w:r>
+      <w:r>
+        <w:tab/>
+      </w:r>
+      <w:r>
+        <w:tab/>
+      </w:r>
+      <w:r>
+        <w:rPr>
+          <w:rFonts w:hint="eastAsia"/>
+        </w:rPr>
+        <w:t>位置信息</w:t>
+      </w:r>
+    </w:p>
+    <w:p>
+      <w:pPr>
+        <w:ind w:firstLineChars="0" w:firstLine="0"/>
+      </w:pPr>
+      <w:r>
+        <w:tab/>
+      </w:r>
+      <w:r>
+        <w:tab/>
+      </w:r>
+      <w:r>
+        <w:tab/>
+      </w:r>
+      <w:r>
+        <w:tab/>
+      </w:r>
+      <w:r>
+        <w:tab/>
+      </w:r>
+      <w:r>
+        <w:tab/>
+      </w:r>
+      <w:r>
+        <w:tab/>
+      </w:r>
+      <w:r>
+        <w:rPr>
+          <w:rFonts w:hint="eastAsia"/>
+        </w:rPr>
+        <w:t>人员交互信息</w:t>
+      </w:r>
+    </w:p>
+    <w:p>
+      <w:pPr>
+        <w:ind w:firstLineChars="0" w:firstLine="0"/>
+      </w:pPr>
+      <w:r>
+        <w:tab/>
+      </w:r>
+      <w:r>
+        <w:tab/>
+      </w:r>
+      <w:r>
+        <w:tab/>
+      </w:r>
+      <w:r>
+        <w:tab/>
+      </w:r>
+      <w:r>
+        <w:tab/>
+      </w:r>
+      <w:r>
+        <w:tab/>
+      </w:r>
+      <w:r>
+        <w:tab/>
+      </w:r>
+      <w:r>
+        <w:rPr>
+          <w:rFonts w:hint="eastAsia"/>
+        </w:rPr>
+        <w:t>后台知识与历史数据</w:t>
+      </w:r>
+    </w:p>
+    <w:p>
+      <w:pPr>
+        <w:ind w:firstLineChars="0" w:firstLine="0"/>
+        <w:rPr>
+          <w:rFonts w:hint="eastAsia"/>
+        </w:rPr>
+      </w:pPr>
+      <w:r>
+        <w:tab/>
+      </w:r>
+      <w:r>
+        <w:rPr>
+          <w:rFonts w:hint="eastAsia"/>
+        </w:rPr>
+        <w:t>单兵装置输出的内容：</w:t>
+      </w:r>
+      <w:proofErr w:type="gramStart"/>
+      <w:r>
+        <w:rPr>
+          <w:rFonts w:hint="eastAsia"/>
+        </w:rPr>
+        <w:t>研</w:t>
+      </w:r>
+      <w:proofErr w:type="gramEnd"/>
+      <w:r>
+        <w:rPr>
+          <w:rFonts w:hint="eastAsia"/>
+        </w:rPr>
+        <w:t>判结果</w:t>
+      </w:r>
+    </w:p>
+    <w:p>
+      <w:pPr>
+        <w:ind w:firstLineChars="0" w:firstLine="0"/>
+        <w:rPr>
+          <w:rFonts w:hint="eastAsia"/>
+        </w:rPr>
+      </w:pPr>
+      <w:r>
+        <w:tab/>
+      </w:r>
+      <w:r>
+        <w:rPr>
+          <w:rFonts w:hint="eastAsia"/>
+        </w:rPr>
+        <w:t>单兵装置长什么样子：</w:t>
+      </w:r>
+      <w:r>
+        <w:rPr>
+          <w:rFonts w:hint="eastAsia"/>
+        </w:rPr>
+        <w:t>带有物理按键的</w:t>
+      </w:r>
+      <w:r>
+        <w:rPr>
+          <w:rFonts w:hint="eastAsia"/>
+        </w:rPr>
+        <w:t>平板</w:t>
+      </w:r>
+      <w:bookmarkStart w:id="0" w:name="_GoBack"/>
+      <w:bookmarkEnd w:id="0"/>
     </w:p>
     <w:p>
       <w:pPr>
@@ -131,6 +480,12 @@
         </w:rPr>
         <w:t>：技术原理与标准依据：这个技术是什么</w:t>
       </w:r>
+      <w:r>
+        <w:rPr>
+          <w:rFonts w:hint="eastAsia"/>
+        </w:rPr>
+        <w:t>，并且如果这个技术下有多个小技术，可以挑出最合适的技术进行</w:t>
+      </w:r>
     </w:p>
     <w:p>
       <w:pPr>
@@ -150,6 +505,22 @@
           <w:rFonts w:ascii="宋体" w:hAnsi="宋体" w:cs="宋体" w:hint="eastAsia"/>
         </w:rPr>
         <w:t>，是怎么实现的。</w:t>
+      </w:r>
+    </w:p>
+    <w:p>
+      <w:pPr>
+        <w:ind w:firstLineChars="0" w:firstLine="480"/>
+        <w:rPr>
+          <w:rFonts w:ascii="宋体" w:hAnsi="宋体" w:cs="宋体" w:hint="eastAsia"/>
+          <w:color w:val="FF0000"/>
+        </w:rPr>
+      </w:pPr>
+      <w:r>
+        <w:rPr>
+          <w:rFonts w:ascii="宋体" w:hAnsi="宋体" w:cs="宋体" w:hint="eastAsia"/>
+          <w:color w:val="FF0000"/>
+        </w:rPr>
+        <w:t>一定要与项目内容结合起来</w:t>
       </w:r>
     </w:p>
     <w:p>
@@ -201,6 +572,20 @@
     </w:p>
     <w:p>
       <w:pPr>
+        <w:ind w:firstLine="480"/>
+        <w:rPr>
+          <w:rFonts w:hint="eastAsia"/>
+        </w:rPr>
+      </w:pPr>
+      <w:r>
+        <w:rPr>
+          <w:rFonts w:hint="eastAsia"/>
+        </w:rPr>
+        <w:t>不仅重量更轻，体积还更小。</w:t>
+      </w:r>
+    </w:p>
+    <w:p>
+      <w:pPr>
         <w:pStyle w:val="3"/>
         <w:rPr>
           <w:color w:val="FF0000"/>
@@ -291,10 +676,16 @@
       <w:r>
         <w:t>模块集成技术</w:t>
       </w:r>
+      <w:r>
+        <w:t>（）</w:t>
+      </w:r>
     </w:p>
     <w:p>
       <w:pPr>
         <w:pStyle w:val="4"/>
+        <w:rPr>
+          <w:rFonts w:hint="default"/>
+        </w:rPr>
       </w:pPr>
       <w:r>
         <w:t>4.1.1.</w:t>
@@ -315,7 +706,10 @@
         <w:t>C</w:t>
       </w:r>
       <w:r>
-        <w:t>hiplet</w:t>
+        <w:t>hiple</w:t>
+      </w:r>
+      <w:r>
+        <w:t>t</w:t>
       </w:r>
       <w:r>
         <w:t>技术的多芯片异构集成设计</w:t>
@@ -323,6 +717,38 @@
     </w:p>
     <w:p>
       <w:pPr>
+        <w:ind w:firstLine="480"/>
+      </w:pPr>
+      <w:r>
+        <w:rPr>
+          <w:rFonts w:hint="eastAsia"/>
+        </w:rPr>
+        <w:lastRenderedPageBreak/>
+        <w:t>①</w:t>
+      </w:r>
+      <w:r>
+        <w:rPr>
+          <w:rFonts w:hint="eastAsia"/>
+        </w:rPr>
+        <w:t>选用什么封装</w:t>
+      </w:r>
+    </w:p>
+    <w:p>
+      <w:pPr>
+        <w:ind w:firstLine="480"/>
+        <w:rPr>
+          <w:rFonts w:hint="eastAsia"/>
+        </w:rPr>
+      </w:pPr>
+      <w:r>
+        <w:rPr>
+          <w:rFonts w:hint="eastAsia"/>
+        </w:rPr>
+        <w:t>②怎么互连</w:t>
+      </w:r>
+    </w:p>
+    <w:p>
+      <w:pPr>
         <w:pStyle w:val="4"/>
         <w:rPr>
           <w:rFonts w:hint="default"/>
@@ -349,6 +775,48 @@
     </w:p>
     <w:p>
       <w:pPr>
+        <w:ind w:firstLine="480"/>
+      </w:pPr>
+      <w:r>
+        <w:rPr>
+          <w:rFonts w:hint="eastAsia"/>
+        </w:rPr>
+        <w:t>①选用什么方式钻孔</w:t>
+      </w:r>
+    </w:p>
+    <w:p>
+      <w:pPr>
+        <w:ind w:firstLine="480"/>
+      </w:pPr>
+      <w:r>
+        <w:rPr>
+          <w:rFonts w:hint="eastAsia"/>
+        </w:rPr>
+        <w:t>②选用什么方式镀铜</w:t>
+      </w:r>
+    </w:p>
+    <w:p>
+      <w:pPr>
+        <w:ind w:firstLine="480"/>
+        <w:rPr>
+          <w:rFonts w:hint="eastAsia"/>
+        </w:rPr>
+      </w:pPr>
+      <w:r>
+        <w:rPr>
+          <w:rFonts w:hint="eastAsia"/>
+        </w:rPr>
+        <w:t>③选用什么方式</w:t>
+      </w:r>
+      <w:r>
+        <w:rPr>
+          <w:rFonts w:hint="eastAsia"/>
+        </w:rPr>
+        <w:t>布线</w:t>
+      </w:r>
+    </w:p>
+    <w:p>
+      <w:pPr>
         <w:pStyle w:val="4"/>
         <w:rPr>
           <w:rFonts w:hint="default"/>
@@ -364,22 +832,220 @@
         <w:t xml:space="preserve"> </w:t>
       </w:r>
       <w:r>
+        <w:t>高集成电源管理芯片设计</w:t>
+      </w:r>
+      <w:r>
+        <w:t>（芯片级别的</w:t>
+      </w:r>
+      <w:r>
+        <w:t>供电管理</w:t>
+      </w:r>
+      <w:r>
+        <w:t>）</w:t>
+      </w:r>
+    </w:p>
+    <w:p>
+      <w:pPr>
+        <w:ind w:firstLine="480"/>
+      </w:pPr>
+      <w:r>
+        <w:rPr>
+          <w:rFonts w:hint="eastAsia"/>
+        </w:rPr>
+        <w:t>①</w:t>
+      </w:r>
+      <w:r>
+        <w:t>:</w:t>
+      </w:r>
+      <w:r>
+        <w:rPr>
+          <w:rFonts w:hint="eastAsia"/>
+        </w:rPr>
+        <w:t>电压基准电路（参考</w:t>
+      </w:r>
+      <w:r>
+        <w:rPr>
+          <w:rFonts w:hint="eastAsia"/>
+        </w:rPr>
+        <w:t>“用于物联网设备”</w:t>
+      </w:r>
+      <w:r>
+        <w:rPr>
+          <w:rFonts w:hint="eastAsia"/>
+        </w:rPr>
+        <w:t>）</w:t>
+      </w:r>
+    </w:p>
+    <w:p>
+      <w:pPr>
+        <w:ind w:firstLine="480"/>
+      </w:pPr>
+      <w:r>
+        <w:rPr>
+          <w:rFonts w:hint="eastAsia"/>
+        </w:rPr>
+        <w:t>②</w:t>
+      </w:r>
+      <w:r>
+        <w:rPr>
+          <w:rFonts w:hint="eastAsia"/>
+        </w:rPr>
+        <w:t>选用什么方式的</w:t>
+      </w:r>
+      <w:r>
+        <w:rPr>
+          <w:rFonts w:hint="eastAsia"/>
+        </w:rPr>
+        <w:t>D</w:t>
+      </w:r>
+      <w:r>
+        <w:t>C-DC</w:t>
+      </w:r>
+      <w:r>
+        <w:rPr>
+          <w:rFonts w:hint="eastAsia"/>
+        </w:rPr>
+        <w:t>转换架构</w:t>
+      </w:r>
+      <w:r>
+        <w:rPr>
+          <w:rFonts w:hint="eastAsia"/>
+        </w:rPr>
+        <w:t>，以及怎么控制的</w:t>
+      </w:r>
+    </w:p>
+    <w:p>
+      <w:pPr>
+        <w:ind w:firstLine="480"/>
+      </w:pPr>
+      <w:r>
+        <w:rPr>
+          <w:rFonts w:hint="eastAsia"/>
+        </w:rPr>
+        <w:t>③</w:t>
+      </w:r>
+      <w:r>
+        <w:rPr>
+          <w:rFonts w:hint="eastAsia"/>
+        </w:rPr>
+        <w:t>：</w:t>
+      </w:r>
+      <w:r>
+        <w:rPr>
+          <w:rFonts w:hint="eastAsia"/>
+        </w:rPr>
+        <w:t>L</w:t>
+      </w:r>
+      <w:r>
+        <w:t>DO</w:t>
+      </w:r>
+      <w:r>
+        <w:rPr>
+          <w:rFonts w:hint="eastAsia"/>
+        </w:rPr>
+        <w:t>设计</w:t>
+      </w:r>
+    </w:p>
+    <w:p>
+      <w:pPr>
+        <w:ind w:firstLine="480"/>
+      </w:pPr>
+      <w:r>
+        <w:rPr>
+          <w:rFonts w:hint="eastAsia"/>
+        </w:rPr>
+        <w:t>④</w:t>
+      </w:r>
+      <w:r>
+        <w:rPr>
+          <w:rFonts w:hint="eastAsia"/>
+        </w:rPr>
+        <w:t>：功率器件设计</w:t>
+      </w:r>
+    </w:p>
+    <w:p>
+      <w:pPr>
+        <w:ind w:firstLine="480"/>
+        <w:rPr>
+          <w:rFonts w:hint="eastAsia"/>
+        </w:rPr>
+      </w:pPr>
+      <w:r>
+        <w:rPr>
+          <w:rFonts w:hint="eastAsia"/>
+        </w:rPr>
+        <w:t>⑤</w:t>
+      </w:r>
+      <w:r>
+        <w:rPr>
+          <w:rFonts w:hint="eastAsia"/>
+        </w:rPr>
+        <w:t>：芯片可靠性保护</w:t>
+      </w:r>
+    </w:p>
+    <w:p>
+      <w:pPr>
+        <w:ind w:firstLine="480"/>
+        <w:rPr>
+          <w:rFonts w:hint="eastAsia"/>
+        </w:rPr>
+      </w:pPr>
+    </w:p>
+    <w:p>
+      <w:pPr>
+        <w:pStyle w:val="3"/>
+      </w:pPr>
+      <w:r>
+        <w:t xml:space="preserve">4.1.2 </w:t>
+      </w:r>
+      <w:r>
+        <w:t>高效互联与低开销数据传输技术</w:t>
+      </w:r>
+    </w:p>
+    <w:p>
+      <w:pPr>
+        <w:pStyle w:val="4"/>
+        <w:rPr>
+          <w:rFonts w:hint="default"/>
+        </w:rPr>
+      </w:pPr>
+      <w:r>
+        <w:t>4.1.2.1</w:t>
+      </w:r>
+      <w:r>
         <w:t>基于</w:t>
       </w:r>
       <w:r>
-        <w:t>PMIC</w:t>
-      </w:r>
-      <w:r>
-        <w:t>的</w:t>
-      </w:r>
-      <w:r>
-        <w:rPr>
-          <w:color w:val="FF0000"/>
-        </w:rPr>
-        <w:t>高集成</w:t>
-      </w:r>
-      <w:r>
-        <w:t>低功耗电源系统设计</w:t>
+        <w:t xml:space="preserve"> I3C </w:t>
+      </w:r>
+      <w:r>
+        <w:t>总线的</w:t>
+      </w:r>
+      <w:r>
+        <w:t>高效</w:t>
+      </w:r>
+      <w:r>
+        <w:t>数据传输设计</w:t>
+      </w:r>
+    </w:p>
+    <w:p>
+      <w:pPr>
+        <w:pStyle w:val="4"/>
+        <w:rPr>
+          <w:rFonts w:hint="default"/>
+        </w:rPr>
+      </w:pPr>
+      <w:r>
+        <w:t xml:space="preserve">4.1.2.2 </w:t>
+      </w:r>
+      <w:r>
+        <w:t>基于</w:t>
+      </w:r>
+      <w:r>
+        <w:t>DDS</w:t>
+      </w:r>
+      <w:r>
+        <w:t>的数据分发与实时通信技术</w:t>
       </w:r>
     </w:p>
     <w:p>
@@ -387,10 +1053,51 @@
         <w:pStyle w:val="3"/>
       </w:pPr>
       <w:r>
-        <w:t xml:space="preserve">4.1.2 </w:t>
-      </w:r>
-      <w:r>
-        <w:t>高效互联与低开销数据传输技术</w:t>
+        <w:rPr>
+          <w:rFonts w:hint="eastAsia"/>
+        </w:rPr>
+        <w:t>4</w:t>
+      </w:r>
+      <w:r>
+        <w:t>.1.</w:t>
+      </w:r>
+      <w:r>
+        <w:t>3</w:t>
+      </w:r>
+      <w:r>
+        <w:t xml:space="preserve"> </w:t>
+      </w:r>
+      <w:r>
+        <w:rPr>
+          <w:rFonts w:hint="eastAsia"/>
+        </w:rPr>
+        <w:t>高精度约束下</w:t>
+      </w:r>
+      <w:proofErr w:type="gramStart"/>
+      <w:r>
+        <w:rPr>
+          <w:rFonts w:hint="eastAsia"/>
+        </w:rPr>
+        <w:t>研</w:t>
+      </w:r>
+      <w:proofErr w:type="gramEnd"/>
+      <w:r>
+        <w:rPr>
+          <w:rFonts w:hint="eastAsia"/>
+        </w:rPr>
+        <w:t>判模型</w:t>
+      </w:r>
+      <w:r>
+        <w:rPr>
+          <w:rFonts w:hint="eastAsia"/>
+        </w:rPr>
+        <w:t>压缩</w:t>
+      </w:r>
+      <w:r>
+        <w:rPr>
+          <w:rFonts w:hint="eastAsia"/>
+        </w:rPr>
+        <w:t>方法</w:t>
       </w:r>
     </w:p>
     <w:p>
@@ -401,22 +1108,42 @@
         </w:rPr>
       </w:pPr>
       <w:r>
-        <w:t>4.1.2.1</w:t>
+        <w:t xml:space="preserve">4.1.3.1 </w:t>
       </w:r>
       <w:r>
         <w:t>基于</w:t>
       </w:r>
       <w:r>
-        <w:t xml:space="preserve"> I3C </w:t>
-      </w:r>
-      <w:r>
-        <w:t>总线的</w:t>
-      </w:r>
-      <w:r>
-        <w:t>高效</w:t>
-      </w:r>
-      <w:r>
-        <w:t>数据传输设计</w:t>
+        <w:t>联合</w:t>
+      </w:r>
+      <w:r>
+        <w:t>知识蒸馏的模型知识迁移与能力保持</w:t>
+      </w:r>
+    </w:p>
+    <w:p>
+      <w:pPr>
+        <w:ind w:firstLineChars="83" w:firstLine="199"/>
+      </w:pPr>
+      <w:r>
+        <w:t>多教师</w:t>
+      </w:r>
+      <w:r>
+        <w:t xml:space="preserve"> + Logits </w:t>
+      </w:r>
+      <w:r>
+        <w:t>蒸馏</w:t>
+      </w:r>
+      <w:r>
+        <w:t xml:space="preserve"> + </w:t>
+      </w:r>
+      <w:r>
+        <w:t>中间特征蒸馏</w:t>
+      </w:r>
+      <w:r>
+        <w:t xml:space="preserve"> + </w:t>
+      </w:r>
+      <w:r>
+        <w:t>注意力蒸馏可以组合在一起</w:t>
       </w:r>
     </w:p>
     <w:p>
@@ -427,22 +1154,235 @@
         </w:rPr>
       </w:pPr>
       <w:r>
-        <w:t xml:space="preserve">4.1.2.2 </w:t>
-      </w:r>
-      <w:r>
-        <w:t>基于</w:t>
-      </w:r>
-      <w:r>
-        <w:t>DDS</w:t>
-      </w:r>
-      <w:r>
-        <w:t>的数据分发与实时通信技术</w:t>
-      </w:r>
-    </w:p>
-    <w:p>
-      <w:pPr>
-        <w:pStyle w:val="3"/>
-      </w:pPr>
+        <w:t xml:space="preserve">4.1.3.2 </w:t>
+      </w:r>
+      <w:r>
+        <w:t>基于参数</w:t>
+      </w:r>
+      <w:r>
+        <w:t>剪枝的模型</w:t>
+      </w:r>
+      <w:r>
+        <w:t>冗余</w:t>
+      </w:r>
+      <w:r>
+        <w:t>参数削减</w:t>
+      </w:r>
+    </w:p>
+    <w:p>
+      <w:pPr>
+        <w:ind w:firstLineChars="83" w:firstLine="199"/>
+      </w:pPr>
+      <w:r>
+        <w:rPr>
+          <w:rFonts w:hint="eastAsia"/>
+        </w:rPr>
+        <w:t>肯定是结构化剪枝，</w:t>
+      </w:r>
+      <w:r>
+        <w:rPr>
+          <w:rFonts w:hint="eastAsia"/>
+        </w:rPr>
+        <w:t>重点在于</w:t>
+      </w:r>
+      <w:r>
+        <w:rPr>
+          <w:rFonts w:hint="eastAsia"/>
+        </w:rPr>
+        <w:t>通过什么标准来衡量某个参数的重要性</w:t>
+      </w:r>
+    </w:p>
+    <w:p>
+      <w:pPr>
+        <w:pStyle w:val="4"/>
+        <w:rPr>
+          <w:rFonts w:hint="default"/>
+        </w:rPr>
+      </w:pPr>
+      <w:r>
+        <w:t xml:space="preserve">4.1.3.3 </w:t>
+      </w:r>
+      <w:r>
+        <w:t>基于低</w:t>
+      </w:r>
+      <w:proofErr w:type="gramStart"/>
+      <w:r>
+        <w:t>秩</w:t>
+      </w:r>
+      <w:proofErr w:type="gramEnd"/>
+      <w:r>
+        <w:t>分解的模型紧凑结构设计</w:t>
+      </w:r>
+    </w:p>
+    <w:p>
+      <w:pPr>
+        <w:ind w:firstLineChars="83" w:firstLine="199"/>
+      </w:pPr>
+      <w:r>
+        <w:rPr>
+          <w:rFonts w:hint="eastAsia"/>
+        </w:rPr>
+        <w:t xml:space="preserve"> </w:t>
+      </w:r>
+      <w:r>
+        <w:rPr>
+          <w:rFonts w:hint="eastAsia"/>
+        </w:rPr>
+        <w:t>分为对全连接层进行分解以及对</w:t>
+      </w:r>
+      <w:r>
+        <w:rPr>
+          <w:rFonts w:hint="eastAsia"/>
+        </w:rPr>
+        <w:t>卷积核</w:t>
+      </w:r>
+      <w:r>
+        <w:rPr>
+          <w:rFonts w:hint="eastAsia"/>
+        </w:rPr>
+        <w:t>/</w:t>
+      </w:r>
+      <w:r>
+        <w:rPr>
+          <w:rFonts w:hint="eastAsia"/>
+        </w:rPr>
+        <w:t>矩阵进行分解。使用</w:t>
+      </w:r>
+      <w:r>
+        <w:rPr>
+          <w:rFonts w:hint="eastAsia"/>
+        </w:rPr>
+        <w:t>S</w:t>
+      </w:r>
+      <w:r>
+        <w:t>VD</w:t>
+      </w:r>
+      <w:r>
+        <w:rPr>
+          <w:rFonts w:hint="eastAsia"/>
+        </w:rPr>
+        <w:t>。</w:t>
+      </w:r>
+    </w:p>
+    <w:p>
+      <w:pPr>
+        <w:pStyle w:val="4"/>
+        <w:rPr>
+          <w:rFonts w:hint="default"/>
+        </w:rPr>
+      </w:pPr>
+      <w:r>
+        <w:t xml:space="preserve">4.1.3.4 </w:t>
+      </w:r>
+      <w:r>
+        <w:t>基于参数量化的模型存储压缩与推理加速</w:t>
+      </w:r>
+    </w:p>
+    <w:p>
+      <w:pPr>
+        <w:ind w:firstLine="480"/>
+      </w:pPr>
+      <w:r>
+        <w:rPr>
+          <w:rFonts w:hint="eastAsia"/>
+        </w:rPr>
+        <w:t>推荐使用不同的量化方法进行组合</w:t>
+      </w:r>
+    </w:p>
+    <w:p>
+      <w:pPr>
+        <w:ind w:firstLine="480"/>
+      </w:pPr>
+      <w:r>
+        <w:rPr>
+          <w:rFonts w:hint="eastAsia"/>
+        </w:rPr>
+        <w:t>量化方法：</w:t>
+      </w:r>
+      <w:r>
+        <w:rPr>
+          <w:rFonts w:hint="eastAsia"/>
+        </w:rPr>
+        <w:t>（</w:t>
+      </w:r>
+      <w:r>
+        <w:rPr>
+          <w:rFonts w:hint="eastAsia"/>
+        </w:rPr>
+        <w:t>1</w:t>
+      </w:r>
+      <w:r>
+        <w:rPr>
+          <w:rFonts w:hint="eastAsia"/>
+        </w:rPr>
+        <w:t>）均匀与非均匀量化</w:t>
+      </w:r>
+    </w:p>
+    <w:p>
+      <w:pPr>
+        <w:ind w:firstLine="480"/>
+      </w:pPr>
+      <w:r>
+        <w:tab/>
+      </w:r>
+      <w:r>
+        <w:tab/>
+      </w:r>
+      <w:r>
+        <w:tab/>
+      </w:r>
+      <w:r>
+        <w:rPr>
+          <w:rFonts w:hint="eastAsia"/>
+        </w:rPr>
+        <w:t>（</w:t>
+      </w:r>
+      <w:r>
+        <w:rPr>
+          <w:rFonts w:hint="eastAsia"/>
+        </w:rPr>
+        <w:t>2</w:t>
+      </w:r>
+      <w:r>
+        <w:rPr>
+          <w:rFonts w:hint="eastAsia"/>
+        </w:rPr>
+        <w:t>）对称与非对称量化</w:t>
+      </w:r>
+    </w:p>
+    <w:p>
+      <w:pPr>
+        <w:ind w:left="1620" w:firstLineChars="25" w:firstLine="60"/>
+      </w:pPr>
+      <w:r>
+        <w:rPr>
+          <w:rFonts w:hint="eastAsia"/>
+        </w:rPr>
+        <w:t>（</w:t>
+      </w:r>
+      <w:r>
+        <w:rPr>
+          <w:rFonts w:hint="eastAsia"/>
+        </w:rPr>
+        <w:t>3</w:t>
+      </w:r>
+      <w:r>
+        <w:rPr>
+          <w:rFonts w:hint="eastAsia"/>
+        </w:rPr>
+        <w:t>）静态与动态量化</w:t>
+      </w:r>
+    </w:p>
+    <w:p>
+      <w:pPr>
+        <w:ind w:left="1620" w:firstLineChars="25" w:firstLine="60"/>
+      </w:pPr>
+      <w:r>
+        <w:rPr>
+          <w:rFonts w:hint="eastAsia"/>
+        </w:rPr>
+        <w:t>（</w:t>
+      </w:r>
       <w:r>
         <w:rPr>
           <w:rFonts w:hint="eastAsia"/>
@@ -450,352 +1390,21 @@
         <w:t>4</w:t>
       </w:r>
       <w:r>
-        <w:t>.1.</w:t>
-      </w:r>
-      <w:r>
-        <w:t>3</w:t>
-      </w:r>
-      <w:r>
-        <w:t xml:space="preserve"> </w:t>
-      </w:r>
-      <w:r>
-        <w:rPr>
-          <w:rFonts w:hint="eastAsia"/>
-        </w:rPr>
-        <w:t>高精度约束下</w:t>
-      </w:r>
-      <w:proofErr w:type="gramStart"/>
-      <w:r>
-        <w:rPr>
-          <w:rFonts w:hint="eastAsia"/>
-        </w:rPr>
-        <w:t>研</w:t>
-      </w:r>
-      <w:proofErr w:type="gramEnd"/>
-      <w:r>
-        <w:rPr>
-          <w:rFonts w:hint="eastAsia"/>
-        </w:rPr>
-        <w:t>判模型</w:t>
-      </w:r>
-      <w:r>
-        <w:rPr>
-          <w:rFonts w:hint="eastAsia"/>
-        </w:rPr>
-        <w:t>压缩</w:t>
-      </w:r>
-      <w:r>
-        <w:rPr>
-          <w:rFonts w:hint="eastAsia"/>
-        </w:rPr>
-        <w:t>方法</w:t>
-      </w:r>
-    </w:p>
-    <w:p>
-      <w:pPr>
-        <w:pStyle w:val="4"/>
-        <w:rPr>
-          <w:rFonts w:hint="default"/>
-        </w:rPr>
-      </w:pPr>
-      <w:r>
-        <w:t xml:space="preserve">4.1.3.1 </w:t>
-      </w:r>
-      <w:r>
-        <w:t>基于</w:t>
-      </w:r>
-      <w:r>
-        <w:t>联合</w:t>
-      </w:r>
-      <w:r>
-        <w:t>知识蒸馏的模型知识迁移与能力保持</w:t>
-      </w:r>
-    </w:p>
-    <w:p>
-      <w:pPr>
-        <w:ind w:firstLineChars="83" w:firstLine="199"/>
-      </w:pPr>
-      <w:r>
-        <w:t>多教师</w:t>
-      </w:r>
-      <w:r>
-        <w:t xml:space="preserve"> + Logits </w:t>
-      </w:r>
-      <w:r>
-        <w:t>蒸馏</w:t>
-      </w:r>
-      <w:r>
-        <w:t xml:space="preserve"> + </w:t>
-      </w:r>
-      <w:r>
-        <w:t>中间特征蒸馏</w:t>
-      </w:r>
-      <w:r>
-        <w:t xml:space="preserve"> + </w:t>
-      </w:r>
-      <w:r>
-        <w:t>注意力蒸馏可以组合在一起</w:t>
-      </w:r>
-    </w:p>
-    <w:p>
-      <w:pPr>
-        <w:pStyle w:val="4"/>
-        <w:rPr>
-          <w:rFonts w:hint="default"/>
-        </w:rPr>
-      </w:pPr>
-      <w:r>
-        <w:t xml:space="preserve">4.1.3.2 </w:t>
-      </w:r>
-      <w:r>
-        <w:t>基于参数</w:t>
-      </w:r>
-      <w:r>
-        <w:t>剪枝的模型</w:t>
-      </w:r>
-      <w:r>
-        <w:t>冗余</w:t>
-      </w:r>
-      <w:r>
-        <w:t>参数削减</w:t>
-      </w:r>
-    </w:p>
-    <w:p>
-      <w:pPr>
-        <w:ind w:firstLineChars="83" w:firstLine="199"/>
-      </w:pPr>
-      <w:r>
-        <w:rPr>
-          <w:rFonts w:hint="eastAsia"/>
-        </w:rPr>
-        <w:t>肯定是结构化剪枝，</w:t>
-      </w:r>
-      <w:r>
-        <w:rPr>
-          <w:rFonts w:hint="eastAsia"/>
-        </w:rPr>
-        <w:t>重点在于</w:t>
-      </w:r>
-      <w:r>
-        <w:rPr>
-          <w:rFonts w:hint="eastAsia"/>
-        </w:rPr>
-        <w:t>通过什么标准来衡量某个参数的重要性</w:t>
-      </w:r>
-    </w:p>
-    <w:p>
-      <w:pPr>
-        <w:pStyle w:val="4"/>
-        <w:rPr>
-          <w:rFonts w:hint="default"/>
-        </w:rPr>
-      </w:pPr>
-      <w:r>
-        <w:t xml:space="preserve">4.1.3.3 </w:t>
-      </w:r>
-      <w:r>
-        <w:t>基于低</w:t>
-      </w:r>
-      <w:proofErr w:type="gramStart"/>
-      <w:r>
-        <w:t>秩</w:t>
-      </w:r>
-      <w:proofErr w:type="gramEnd"/>
-      <w:r>
-        <w:t>分解的模型紧凑结构设计</w:t>
-      </w:r>
-    </w:p>
-    <w:p>
-      <w:pPr>
-        <w:ind w:firstLineChars="83" w:firstLine="199"/>
-      </w:pPr>
-      <w:r>
-        <w:rPr>
-          <w:rFonts w:hint="eastAsia"/>
-        </w:rPr>
-        <w:t xml:space="preserve"> </w:t>
-      </w:r>
-      <w:r>
-        <w:rPr>
-          <w:rFonts w:hint="eastAsia"/>
-        </w:rPr>
-        <w:t>分为对全连接层进行分解以及对</w:t>
-      </w:r>
-      <w:r>
-        <w:rPr>
-          <w:rFonts w:hint="eastAsia"/>
-        </w:rPr>
-        <w:t>卷积核</w:t>
-      </w:r>
-      <w:r>
-        <w:rPr>
-          <w:rFonts w:hint="eastAsia"/>
-        </w:rPr>
-        <w:t>/</w:t>
-      </w:r>
-      <w:r>
-        <w:rPr>
-          <w:rFonts w:hint="eastAsia"/>
-        </w:rPr>
-        <w:t>矩阵进行分解。使用</w:t>
-      </w:r>
-      <w:r>
-        <w:rPr>
-          <w:rFonts w:hint="eastAsia"/>
-        </w:rPr>
-        <w:t>S</w:t>
-      </w:r>
-      <w:r>
-        <w:t>VD</w:t>
-      </w:r>
-      <w:r>
-        <w:rPr>
-          <w:rFonts w:hint="eastAsia"/>
-        </w:rPr>
-        <w:t>。</w:t>
-      </w:r>
-    </w:p>
-    <w:p>
-      <w:pPr>
-        <w:pStyle w:val="4"/>
-        <w:rPr>
-          <w:rFonts w:hint="default"/>
-        </w:rPr>
-      </w:pPr>
-      <w:r>
-        <w:t xml:space="preserve">4.1.3.4 </w:t>
-      </w:r>
-      <w:r>
-        <w:t>基于参数量化的模型存储压缩与推理加速</w:t>
-      </w:r>
-    </w:p>
-    <w:p>
-      <w:pPr>
-        <w:ind w:firstLine="480"/>
+        <w:rPr>
+          <w:rFonts w:hint="eastAsia"/>
+        </w:rPr>
+        <w:t>）饱和与非饱和量化</w:t>
+      </w:r>
+    </w:p>
+    <w:p>
+      <w:pPr>
+        <w:ind w:left="1620" w:firstLineChars="25" w:firstLine="60"/>
       </w:pPr>
       <w:r>
         <w:rPr>
           <w:rFonts w:hint="eastAsia"/>
         </w:rPr>
         <w:lastRenderedPageBreak/>
-        <w:t>推荐使用不同的量化方法进行组合</w:t>
-      </w:r>
-    </w:p>
-    <w:p>
-      <w:pPr>
-        <w:ind w:firstLine="480"/>
-      </w:pPr>
-      <w:r>
-        <w:rPr>
-          <w:rFonts w:hint="eastAsia"/>
-        </w:rPr>
-        <w:t>量化方法：</w:t>
-      </w:r>
-      <w:r>
-        <w:rPr>
-          <w:rFonts w:hint="eastAsia"/>
-        </w:rPr>
-        <w:t>（</w:t>
-      </w:r>
-      <w:r>
-        <w:rPr>
-          <w:rFonts w:hint="eastAsia"/>
-        </w:rPr>
-        <w:t>1</w:t>
-      </w:r>
-      <w:r>
-        <w:rPr>
-          <w:rFonts w:hint="eastAsia"/>
-        </w:rPr>
-        <w:t>）均匀与非均匀量化</w:t>
-      </w:r>
-    </w:p>
-    <w:p>
-      <w:pPr>
-        <w:ind w:firstLine="480"/>
-      </w:pPr>
-      <w:r>
-        <w:tab/>
-      </w:r>
-      <w:r>
-        <w:tab/>
-      </w:r>
-      <w:r>
-        <w:tab/>
-      </w:r>
-      <w:r>
-        <w:rPr>
-          <w:rFonts w:hint="eastAsia"/>
-        </w:rPr>
-        <w:t>（</w:t>
-      </w:r>
-      <w:r>
-        <w:rPr>
-          <w:rFonts w:hint="eastAsia"/>
-        </w:rPr>
-        <w:t>2</w:t>
-      </w:r>
-      <w:r>
-        <w:rPr>
-          <w:rFonts w:hint="eastAsia"/>
-        </w:rPr>
-        <w:t>）对称与非对称量化</w:t>
-      </w:r>
-    </w:p>
-    <w:p>
-      <w:pPr>
-        <w:ind w:left="1620" w:firstLineChars="25" w:firstLine="60"/>
-      </w:pPr>
-      <w:r>
-        <w:rPr>
-          <w:rFonts w:hint="eastAsia"/>
-        </w:rPr>
-        <w:t>（</w:t>
-      </w:r>
-      <w:r>
-        <w:rPr>
-          <w:rFonts w:hint="eastAsia"/>
-        </w:rPr>
-        <w:t>3</w:t>
-      </w:r>
-      <w:r>
-        <w:rPr>
-          <w:rFonts w:hint="eastAsia"/>
-        </w:rPr>
-        <w:t>）静态与动态量化</w:t>
-      </w:r>
-    </w:p>
-    <w:p>
-      <w:pPr>
-        <w:ind w:left="1620" w:firstLineChars="25" w:firstLine="60"/>
-      </w:pPr>
-      <w:r>
-        <w:rPr>
-          <w:rFonts w:hint="eastAsia"/>
-        </w:rPr>
-        <w:t>（</w:t>
-      </w:r>
-      <w:r>
-        <w:rPr>
-          <w:rFonts w:hint="eastAsia"/>
-        </w:rPr>
-        <w:t>4</w:t>
-      </w:r>
-      <w:r>
-        <w:rPr>
-          <w:rFonts w:hint="eastAsia"/>
-        </w:rPr>
-        <w:t>）饱和与非饱和量化</w:t>
-      </w:r>
-    </w:p>
-    <w:p>
-      <w:pPr>
-        <w:ind w:left="1620" w:firstLineChars="25" w:firstLine="60"/>
-      </w:pPr>
-      <w:r>
-        <w:rPr>
-          <w:rFonts w:hint="eastAsia"/>
-        </w:rPr>
         <w:t>（</w:t>
       </w:r>
       <w:r>
@@ -1265,97 +1874,175 @@
         <w:rPr>
           <w:rFonts w:hint="eastAsia"/>
         </w:rPr>
+        <w:t>定制实体物理按键</w:t>
+      </w:r>
+      <w:r>
+        <w:rPr>
+          <w:rFonts w:hint="eastAsia"/>
+        </w:rPr>
+        <w:t>(</w:t>
+      </w:r>
+      <w:r>
+        <w:rPr>
+          <w:rFonts w:hint="eastAsia"/>
+        </w:rPr>
+        <w:t>防尘防水、</w:t>
+      </w:r>
+      <w:r>
+        <w:rPr>
+          <w:rFonts w:hint="eastAsia"/>
+        </w:rPr>
+        <w:t>手套可操作、</w:t>
+      </w:r>
+      <w:r>
+        <w:rPr>
+          <w:rFonts w:hint="eastAsia"/>
+        </w:rPr>
+        <w:t>抗</w:t>
+      </w:r>
+      <w:r>
+        <w:rPr>
+          <w:rFonts w:hint="eastAsia"/>
+        </w:rPr>
+        <w:t>振动</w:t>
+      </w:r>
+      <w:r>
+        <w:rPr>
+          <w:rFonts w:hint="eastAsia"/>
+        </w:rPr>
+        <w:t>冲击、百万次按键寿命、</w:t>
+      </w:r>
+    </w:p>
+    <w:p>
+      <w:pPr>
+        <w:ind w:firstLineChars="0" w:firstLine="0"/>
+      </w:pPr>
+    </w:p>
+    <w:p>
+      <w:pPr>
+        <w:ind w:firstLineChars="0" w:firstLine="0"/>
+      </w:pPr>
+    </w:p>
+    <w:p>
+      <w:pPr>
+        <w:pStyle w:val="3"/>
+        <w:rPr>
+          <w:color w:val="FF0000"/>
+        </w:rPr>
+      </w:pPr>
+      <w:r>
+        <w:rPr>
+          <w:rFonts w:hint="eastAsia"/>
+        </w:rPr>
+        <w:t>4.</w:t>
+      </w:r>
+      <w:r>
+        <w:t xml:space="preserve">2.2 </w:t>
+      </w:r>
+      <w:r>
+        <w:rPr>
+          <w:rFonts w:hint="eastAsia"/>
+        </w:rPr>
+        <w:t>多源电能获取与</w:t>
+      </w:r>
+      <w:r>
+        <w:rPr>
+          <w:rFonts w:hint="eastAsia"/>
+          <w:color w:val="FF0000"/>
+        </w:rPr>
+        <w:t>智能电能管理</w:t>
+      </w:r>
+      <w:r>
+        <w:rPr>
+          <w:rFonts w:hint="eastAsia"/>
+          <w:color w:val="FF0000"/>
+        </w:rPr>
+        <w:t>系统设计</w:t>
+      </w:r>
+      <w:r>
+        <w:rPr>
+          <w:rFonts w:hint="eastAsia"/>
+        </w:rPr>
+        <w:t>（解决续航问题）</w:t>
+      </w:r>
+    </w:p>
+    <w:p>
+      <w:pPr>
+        <w:pStyle w:val="4"/>
+        <w:rPr>
+          <w:rFonts w:hint="default"/>
+        </w:rPr>
+      </w:pPr>
+      <w:r>
+        <w:t xml:space="preserve">4.2.2.1 </w:t>
+      </w:r>
+      <w:r>
+        <w:t>多源电能获取</w:t>
+      </w:r>
+    </w:p>
+    <w:p>
+      <w:pPr>
+        <w:ind w:firstLine="480"/>
+      </w:pPr>
+      <w:r>
+        <w:rPr>
+          <w:rFonts w:hint="eastAsia"/>
+        </w:rPr>
         <w:lastRenderedPageBreak/>
-        <w:t>定制实体物理按键</w:t>
-      </w:r>
-      <w:r>
-        <w:rPr>
-          <w:rFonts w:hint="eastAsia"/>
-        </w:rPr>
-        <w:t>(</w:t>
-      </w:r>
-      <w:r>
-        <w:rPr>
-          <w:rFonts w:hint="eastAsia"/>
-        </w:rPr>
-        <w:t>防尘防水、</w:t>
-      </w:r>
-      <w:r>
-        <w:rPr>
-          <w:rFonts w:hint="eastAsia"/>
-        </w:rPr>
-        <w:t>手套可操作、</w:t>
-      </w:r>
-      <w:r>
-        <w:rPr>
-          <w:rFonts w:hint="eastAsia"/>
-        </w:rPr>
-        <w:t>抗</w:t>
-      </w:r>
-      <w:r>
-        <w:rPr>
-          <w:rFonts w:hint="eastAsia"/>
-        </w:rPr>
-        <w:t>振动</w:t>
-      </w:r>
-      <w:r>
-        <w:rPr>
-          <w:rFonts w:hint="eastAsia"/>
-        </w:rPr>
-        <w:t>冲击、百万次按键寿命、</w:t>
-      </w:r>
-    </w:p>
-    <w:p>
-      <w:pPr>
-        <w:ind w:firstLineChars="0" w:firstLine="0"/>
-      </w:pPr>
-    </w:p>
-    <w:p>
-      <w:pPr>
-        <w:ind w:firstLineChars="0" w:firstLine="0"/>
-      </w:pPr>
-    </w:p>
-    <w:p>
-      <w:pPr>
-        <w:pStyle w:val="3"/>
-        <w:rPr>
-          <w:color w:val="FF0000"/>
-        </w:rPr>
-      </w:pPr>
-      <w:r>
-        <w:rPr>
-          <w:rFonts w:hint="eastAsia"/>
-        </w:rPr>
-        <w:t>4.</w:t>
-      </w:r>
-      <w:r>
-        <w:t xml:space="preserve">2.2 </w:t>
-      </w:r>
-      <w:r>
-        <w:rPr>
-          <w:rFonts w:hint="eastAsia"/>
-        </w:rPr>
-        <w:t>多源电能获取与</w:t>
-      </w:r>
-      <w:r>
-        <w:rPr>
-          <w:rFonts w:hint="eastAsia"/>
-          <w:color w:val="FF0000"/>
-        </w:rPr>
-        <w:t>智能电能管理</w:t>
-      </w:r>
-      <w:r>
-        <w:rPr>
-          <w:rFonts w:hint="eastAsia"/>
-          <w:color w:val="FF0000"/>
-        </w:rPr>
-        <w:t>系统设计</w:t>
-      </w:r>
-      <w:r>
-        <w:rPr>
-          <w:rFonts w:hint="eastAsia"/>
-        </w:rPr>
-        <w:t>（解决续航问题）</w:t>
+        <w:t>（</w:t>
+      </w:r>
+      <w:r>
+        <w:rPr>
+          <w:rFonts w:hint="eastAsia"/>
+        </w:rPr>
+        <w:t>柔性光</w:t>
+      </w:r>
+      <w:proofErr w:type="gramStart"/>
+      <w:r>
+        <w:rPr>
+          <w:rFonts w:hint="eastAsia"/>
+        </w:rPr>
+        <w:t>伏材料</w:t>
+      </w:r>
+      <w:proofErr w:type="gramEnd"/>
+      <w:r>
+        <w:rPr>
+          <w:rFonts w:hint="eastAsia"/>
+        </w:rPr>
+        <w:t>+</w:t>
+      </w:r>
+      <w:r>
+        <w:t>MPPT</w:t>
+      </w:r>
+      <w:r>
+        <w:rPr>
+          <w:rFonts w:hint="eastAsia"/>
+        </w:rPr>
+        <w:t>跟踪</w:t>
+      </w:r>
+      <w:r>
+        <w:rPr>
+          <w:rFonts w:hint="eastAsia"/>
+        </w:rPr>
+        <w:t>）</w:t>
+      </w:r>
+      <w:r>
+        <w:rPr>
+          <w:rFonts w:hint="eastAsia"/>
+        </w:rPr>
+        <w:t>、（</w:t>
+      </w:r>
+      <w:r>
+        <w:rPr>
+          <w:rFonts w:hint="eastAsia"/>
+        </w:rPr>
+        <w:t>谐振腔结构的微型风力发电机</w:t>
+      </w:r>
+      <w:r>
+        <w:rPr>
+          <w:rFonts w:hint="eastAsia"/>
+        </w:rPr>
+        <w:t>）</w:t>
       </w:r>
     </w:p>
     <w:p>
@@ -1366,10 +2053,13 @@
         </w:rPr>
       </w:pPr>
       <w:r>
-        <w:t xml:space="preserve">4.2.2.1 </w:t>
-      </w:r>
-      <w:r>
-        <w:t>多源电能获取</w:t>
+        <w:t xml:space="preserve">4.2.2.2 </w:t>
+      </w:r>
+      <w:r>
+        <w:t>低功耗电能管理系统</w:t>
+      </w:r>
+      <w:r>
+        <w:t>设计</w:t>
       </w:r>
     </w:p>
     <w:p>
@@ -1382,89 +2072,6 @@
         </w:rPr>
         <w:t>（</w:t>
       </w:r>
-      <w:r>
-        <w:rPr>
-          <w:rFonts w:hint="eastAsia"/>
-        </w:rPr>
-        <w:t>柔性光</w:t>
-      </w:r>
-      <w:proofErr w:type="gramStart"/>
-      <w:r>
-        <w:rPr>
-          <w:rFonts w:hint="eastAsia"/>
-        </w:rPr>
-        <w:t>伏材料</w:t>
-      </w:r>
-      <w:proofErr w:type="gramEnd"/>
-      <w:r>
-        <w:rPr>
-          <w:rFonts w:hint="eastAsia"/>
-        </w:rPr>
-        <w:t>+</w:t>
-      </w:r>
-      <w:r>
-        <w:t>MPPT</w:t>
-      </w:r>
-      <w:r>
-        <w:rPr>
-          <w:rFonts w:hint="eastAsia"/>
-        </w:rPr>
-        <w:t>跟踪</w:t>
-      </w:r>
-      <w:r>
-        <w:rPr>
-          <w:rFonts w:hint="eastAsia"/>
-        </w:rPr>
-        <w:t>）</w:t>
-      </w:r>
-      <w:r>
-        <w:rPr>
-          <w:rFonts w:hint="eastAsia"/>
-        </w:rPr>
-        <w:t>、（</w:t>
-      </w:r>
-      <w:r>
-        <w:rPr>
-          <w:rFonts w:hint="eastAsia"/>
-        </w:rPr>
-        <w:t>谐振腔结构的微型风力发电机</w:t>
-      </w:r>
-      <w:r>
-        <w:rPr>
-          <w:rFonts w:hint="eastAsia"/>
-        </w:rPr>
-        <w:t>）</w:t>
-      </w:r>
-    </w:p>
-    <w:p>
-      <w:pPr>
-        <w:pStyle w:val="4"/>
-        <w:rPr>
-          <w:rFonts w:hint="default"/>
-        </w:rPr>
-      </w:pPr>
-      <w:r>
-        <w:t xml:space="preserve">4.2.2.2 </w:t>
-      </w:r>
-      <w:r>
-        <w:t>低功耗电能管理系统</w:t>
-      </w:r>
-      <w:r>
-        <w:t>设计</w:t>
-      </w:r>
-    </w:p>
-    <w:p>
-      <w:pPr>
-        <w:ind w:firstLine="480"/>
-      </w:pPr>
-      <w:r>
-        <w:rPr>
-          <w:rFonts w:hint="eastAsia"/>
-        </w:rPr>
-        <w:t>（</w:t>
-      </w:r>
-      <w:bookmarkStart w:id="0" w:name="_GoBack"/>
-      <w:bookmarkEnd w:id="0"/>
       <w:r>
         <w:rPr>
           <w:rFonts w:hint="eastAsia"/>
@@ -1883,7 +2490,6 @@
         </w:rPr>
       </w:pPr>
       <w:r>
-        <w:lastRenderedPageBreak/>
         <w:t>4.3.1.3</w:t>
       </w:r>
       <w:r>
@@ -1999,6 +2605,7 @@
         <w:rPr>
           <w:rFonts w:hint="eastAsia"/>
         </w:rPr>
+        <w:lastRenderedPageBreak/>
         <w:t>4</w:t>
       </w:r>
       <w:r>
@@ -2079,20 +2686,6 @@
           <w:rFonts w:hint="eastAsia"/>
         </w:rPr>
         <w:t>方法</w:t>
-      </w:r>
-    </w:p>
-    <w:p>
-      <w:pPr>
-        <w:ind w:firstLine="480"/>
-        <w:rPr>
-          <w:rFonts w:hint="eastAsia"/>
-        </w:rPr>
-      </w:pPr>
-      <w:r>
-        <w:rPr>
-          <w:rFonts w:hint="eastAsia"/>
-        </w:rPr>
-        <w:t>三种</w:t>
       </w:r>
     </w:p>
     <w:p>
@@ -4858,7 +5451,7 @@
 </file>
 
 <file path=customXml/itemProps2.xml><?xml version="1.0" encoding="utf-8"?>
-<ds:datastoreItem xmlns:ds="http://schemas.openxmlformats.org/officeDocument/2006/customXml" ds:itemID="{B2961038-3568-4A1C-AF2E-7E01B6A58E3A}">
+<ds:datastoreItem xmlns:ds="http://schemas.openxmlformats.org/officeDocument/2006/customXml" ds:itemID="{D423455D-9E61-4CDE-8CAA-313F821B8697}">
   <ds:schemaRefs>
     <ds:schemaRef ds:uri="http://schemas.openxmlformats.org/officeDocument/2006/bibliography"/>
   </ds:schemaRefs>

--- a/云南技术方案-新.docx
+++ b/云南技术方案-新.docx
@@ -57,9 +57,6 @@
     <w:p>
       <w:pPr>
         <w:ind w:firstLineChars="0" w:firstLine="0"/>
-        <w:rPr>
-          <w:rFonts w:hint="eastAsia"/>
-        </w:rPr>
       </w:pPr>
       <w:r>
         <w:tab/>
@@ -330,9 +327,6 @@
     <w:p>
       <w:pPr>
         <w:ind w:firstLineChars="0" w:firstLine="0"/>
-        <w:rPr>
-          <w:rFonts w:hint="eastAsia"/>
-        </w:rPr>
       </w:pPr>
       <w:r>
         <w:tab/>
@@ -361,9 +355,6 @@
     <w:p>
       <w:pPr>
         <w:ind w:firstLineChars="0" w:firstLine="0"/>
-        <w:rPr>
-          <w:rFonts w:hint="eastAsia"/>
-        </w:rPr>
       </w:pPr>
       <w:r>
         <w:tab/>
@@ -386,8 +377,6 @@
         </w:rPr>
         <w:t>平板</w:t>
       </w:r>
-      <w:bookmarkStart w:id="0" w:name="_GoBack"/>
-      <w:bookmarkEnd w:id="0"/>
     </w:p>
     <w:p>
       <w:pPr>
@@ -511,24 +500,21 @@
       <w:pPr>
         <w:ind w:firstLineChars="0" w:firstLine="480"/>
         <w:rPr>
+          <w:rFonts w:ascii="宋体" w:hAnsi="宋体" w:cs="宋体"/>
+          <w:color w:val="FF0000"/>
+        </w:rPr>
+      </w:pPr>
+      <w:r>
+        <w:rPr>
           <w:rFonts w:ascii="宋体" w:hAnsi="宋体" w:cs="宋体" w:hint="eastAsia"/>
           <w:color w:val="FF0000"/>
         </w:rPr>
-      </w:pPr>
-      <w:r>
-        <w:rPr>
-          <w:rFonts w:ascii="宋体" w:hAnsi="宋体" w:cs="宋体" w:hint="eastAsia"/>
-          <w:color w:val="FF0000"/>
-        </w:rPr>
         <w:t>一定要与项目内容结合起来</w:t>
       </w:r>
     </w:p>
     <w:p>
       <w:pPr>
         <w:ind w:firstLine="480"/>
-        <w:rPr>
-          <w:rFonts w:hint="eastAsia"/>
-        </w:rPr>
       </w:pPr>
     </w:p>
     <w:p>
@@ -573,9 +559,6 @@
     <w:p>
       <w:pPr>
         <w:ind w:firstLine="480"/>
-        <w:rPr>
-          <w:rFonts w:hint="eastAsia"/>
-        </w:rPr>
       </w:pPr>
       <w:r>
         <w:rPr>
@@ -736,9 +719,6 @@
     <w:p>
       <w:pPr>
         <w:ind w:firstLine="480"/>
-        <w:rPr>
-          <w:rFonts w:hint="eastAsia"/>
-        </w:rPr>
       </w:pPr>
       <w:r>
         <w:rPr>
@@ -798,9 +778,6 @@
     <w:p>
       <w:pPr>
         <w:ind w:firstLine="480"/>
-        <w:rPr>
-          <w:rFonts w:hint="eastAsia"/>
-        </w:rPr>
       </w:pPr>
       <w:r>
         <w:rPr>
@@ -966,9 +943,6 @@
     <w:p>
       <w:pPr>
         <w:ind w:firstLine="480"/>
-        <w:rPr>
-          <w:rFonts w:hint="eastAsia"/>
-        </w:rPr>
       </w:pPr>
       <w:r>
         <w:rPr>
@@ -985,21 +959,333 @@
     </w:p>
     <w:p>
       <w:pPr>
+        <w:pStyle w:val="3"/>
+      </w:pPr>
+      <w:r>
+        <w:t xml:space="preserve">4.1.2 </w:t>
+      </w:r>
+      <w:r>
+        <w:t>高效互联与低开销数据传输技术</w:t>
+      </w:r>
+    </w:p>
+    <w:p>
+      <w:pPr>
+        <w:pStyle w:val="4"/>
+        <w:rPr>
+          <w:rFonts w:hint="default"/>
+        </w:rPr>
+      </w:pPr>
+      <w:r>
+        <w:t>4.1.2.1</w:t>
+      </w:r>
+      <w:r>
+        <w:t>基于</w:t>
+      </w:r>
+      <w:r>
+        <w:t xml:space="preserve"> I3C </w:t>
+      </w:r>
+      <w:r>
+        <w:t>总线的</w:t>
+      </w:r>
+      <w:r>
+        <w:t>高效</w:t>
+      </w:r>
+      <w:r>
+        <w:t>数据传输设计</w:t>
+      </w:r>
+    </w:p>
+    <w:p>
+      <w:pPr>
+        <w:pStyle w:val="4"/>
+      </w:pPr>
+      <w:r>
+        <w:t xml:space="preserve">4.1.2.2 </w:t>
+      </w:r>
+      <w:r>
+        <w:t>基于</w:t>
+      </w:r>
+      <w:r>
+        <w:t>D</w:t>
+      </w:r>
+      <w:r>
+        <w:rPr>
+          <w:rFonts w:hint="default"/>
+        </w:rPr>
+        <w:t>DS</w:t>
+      </w:r>
+      <w:r>
+        <w:t>的</w:t>
+      </w:r>
+      <w:r>
+        <w:t>低开销</w:t>
+      </w:r>
+      <w:r>
+        <w:t>实时通信设计</w:t>
+      </w:r>
+    </w:p>
+    <w:p>
+      <w:pPr>
+        <w:pStyle w:val="3"/>
+      </w:pPr>
+      <w:r>
+        <w:rPr>
+          <w:rFonts w:hint="eastAsia"/>
+        </w:rPr>
+        <w:t>4</w:t>
+      </w:r>
+      <w:r>
+        <w:t>.1.</w:t>
+      </w:r>
+      <w:r>
+        <w:t>3</w:t>
+      </w:r>
+      <w:r>
+        <w:t xml:space="preserve"> </w:t>
+      </w:r>
+      <w:r>
+        <w:rPr>
+          <w:rFonts w:hint="eastAsia"/>
+        </w:rPr>
+        <w:t>高精度约束下</w:t>
+      </w:r>
+      <w:proofErr w:type="gramStart"/>
+      <w:r>
+        <w:rPr>
+          <w:rFonts w:hint="eastAsia"/>
+        </w:rPr>
+        <w:t>研</w:t>
+      </w:r>
+      <w:proofErr w:type="gramEnd"/>
+      <w:r>
+        <w:rPr>
+          <w:rFonts w:hint="eastAsia"/>
+        </w:rPr>
+        <w:t>判模型</w:t>
+      </w:r>
+      <w:r>
+        <w:rPr>
+          <w:rFonts w:hint="eastAsia"/>
+        </w:rPr>
+        <w:t>压缩</w:t>
+      </w:r>
+      <w:r>
+        <w:rPr>
+          <w:rFonts w:hint="eastAsia"/>
+        </w:rPr>
+        <w:t>方法</w:t>
+      </w:r>
+    </w:p>
+    <w:p>
+      <w:pPr>
+        <w:pStyle w:val="4"/>
+        <w:rPr>
+          <w:rFonts w:hint="default"/>
+        </w:rPr>
+      </w:pPr>
+      <w:r>
+        <w:t xml:space="preserve">4.1.3.1 </w:t>
+      </w:r>
+      <w:r>
+        <w:t>基于</w:t>
+      </w:r>
+      <w:r>
+        <w:t>联合</w:t>
+      </w:r>
+      <w:r>
+        <w:t>知识蒸馏的模型知识迁移与能力保持</w:t>
+      </w:r>
+    </w:p>
+    <w:p>
+      <w:pPr>
+        <w:ind w:firstLineChars="83" w:firstLine="199"/>
+      </w:pPr>
+      <w:r>
+        <w:t>多教师</w:t>
+      </w:r>
+      <w:r>
+        <w:t xml:space="preserve"> + Logits </w:t>
+      </w:r>
+      <w:r>
+        <w:t>蒸馏</w:t>
+      </w:r>
+      <w:r>
+        <w:t xml:space="preserve"> + </w:t>
+      </w:r>
+      <w:r>
+        <w:t>中间特征蒸馏</w:t>
+      </w:r>
+      <w:r>
+        <w:t xml:space="preserve"> + </w:t>
+      </w:r>
+      <w:r>
+        <w:t>注意力蒸馏可以组合在一起</w:t>
+      </w:r>
+    </w:p>
+    <w:p>
+      <w:pPr>
+        <w:ind w:firstLineChars="83" w:firstLine="199"/>
+      </w:pPr>
+      <w:r>
+        <w:tab/>
+      </w:r>
+      <w:r>
+        <w:rPr>
+          <w:rFonts w:hint="eastAsia"/>
+        </w:rPr>
+        <w:t>知识来源：多教师知识融合</w:t>
+      </w:r>
+    </w:p>
+    <w:p>
+      <w:pPr>
+        <w:ind w:firstLineChars="83" w:firstLine="199"/>
+        <w:rPr>
+          <w:rFonts w:hint="eastAsia"/>
+        </w:rPr>
+      </w:pPr>
+      <w:r>
+        <w:tab/>
+      </w:r>
+      <w:r>
+        <w:rPr>
+          <w:rFonts w:hint="eastAsia"/>
+        </w:rPr>
+        <w:t>学习哪部分知识：</w:t>
+      </w:r>
+      <w:r>
+        <w:rPr>
+          <w:rFonts w:hint="eastAsia"/>
+        </w:rPr>
+        <w:t>logits</w:t>
+      </w:r>
+      <w:r>
+        <w:rPr>
+          <w:rFonts w:hint="eastAsia"/>
+        </w:rPr>
+        <w:t>、中间特征</w:t>
+      </w:r>
+      <w:r>
+        <w:rPr>
+          <w:rFonts w:hint="eastAsia"/>
+        </w:rPr>
+        <w:t>、关注区域（注意力机制）</w:t>
+      </w:r>
+    </w:p>
+    <w:p>
+      <w:pPr>
+        <w:pStyle w:val="4"/>
+        <w:rPr>
+          <w:rFonts w:hint="default"/>
+        </w:rPr>
+      </w:pPr>
+      <w:r>
+        <w:t xml:space="preserve">4.1.3.2 </w:t>
+      </w:r>
+      <w:r>
+        <w:t>基于参数</w:t>
+      </w:r>
+      <w:r>
+        <w:t>剪枝的模型</w:t>
+      </w:r>
+      <w:r>
+        <w:t>冗余</w:t>
+      </w:r>
+      <w:r>
+        <w:t>参数削减</w:t>
+      </w:r>
+    </w:p>
+    <w:p>
+      <w:pPr>
         <w:ind w:firstLine="480"/>
-        <w:rPr>
-          <w:rFonts w:hint="eastAsia"/>
-        </w:rPr>
-      </w:pPr>
-    </w:p>
-    <w:p>
-      <w:pPr>
-        <w:pStyle w:val="3"/>
-      </w:pPr>
-      <w:r>
-        <w:t xml:space="preserve">4.1.2 </w:t>
-      </w:r>
-      <w:r>
-        <w:t>高效互联与低开销数据传输技术</w:t>
+      </w:pPr>
+      <w:r>
+        <w:rPr>
+          <w:rFonts w:hint="eastAsia"/>
+        </w:rPr>
+        <w:t>剪枝流程：</w:t>
+      </w:r>
+    </w:p>
+    <w:p>
+      <w:pPr>
+        <w:ind w:firstLine="480"/>
+        <w:rPr>
+          <w:rFonts w:ascii="宋体" w:hAnsi="宋体" w:cs="宋体"/>
+        </w:rPr>
+      </w:pPr>
+      <w:r>
+        <w:rPr>
+          <w:rFonts w:ascii="宋体" w:hAnsi="宋体" w:cs="宋体" w:hint="eastAsia"/>
+        </w:rPr>
+        <w:t>①：得到一个性能较好的模型</w:t>
+      </w:r>
+    </w:p>
+    <w:p>
+      <w:pPr>
+        <w:ind w:firstLine="480"/>
+      </w:pPr>
+      <w:r>
+        <w:rPr>
+          <w:rFonts w:hint="eastAsia"/>
+        </w:rPr>
+        <w:t>②：根据特定标准对于网络进行剪枝</w:t>
+      </w:r>
+    </w:p>
+    <w:p>
+      <w:pPr>
+        <w:ind w:firstLine="480"/>
+        <w:rPr>
+          <w:rFonts w:hint="eastAsia"/>
+        </w:rPr>
+      </w:pPr>
+      <w:r>
+        <w:rPr>
+          <w:rFonts w:hint="eastAsia"/>
+        </w:rPr>
+        <w:t>③：将剪枝后的模型基于数据集再次进行多轮训练，以恢复剪枝前的精度</w:t>
+      </w:r>
+      <w:bookmarkStart w:id="0" w:name="_GoBack"/>
+      <w:bookmarkEnd w:id="0"/>
+    </w:p>
+    <w:p>
+      <w:pPr>
+        <w:ind w:firstLineChars="83" w:firstLine="199"/>
+      </w:pPr>
+      <w:r>
+        <w:rPr>
+          <w:rFonts w:hint="eastAsia"/>
+        </w:rPr>
+        <w:t>肯定是结构化剪枝，</w:t>
+      </w:r>
+      <w:r>
+        <w:rPr>
+          <w:rFonts w:hint="eastAsia"/>
+        </w:rPr>
+        <w:t>重点在于</w:t>
+      </w:r>
+      <w:r>
+        <w:rPr>
+          <w:rFonts w:hint="eastAsia"/>
+        </w:rPr>
+        <w:t>通过什么标准来衡量某个参数的重要性</w:t>
+      </w:r>
+    </w:p>
+    <w:p>
+      <w:pPr>
+        <w:ind w:firstLineChars="83" w:firstLine="199"/>
+        <w:rPr>
+          <w:rFonts w:hint="eastAsia"/>
+        </w:rPr>
+      </w:pPr>
+      <w:r>
+        <w:rPr>
+          <w:rFonts w:hint="eastAsia"/>
+        </w:rPr>
+        <w:t>迭代式</w:t>
+      </w:r>
+      <w:r>
+        <w:rPr>
+          <w:rFonts w:hint="eastAsia"/>
+        </w:rPr>
+        <w:t>剪枝</w:t>
       </w:r>
     </w:p>
     <w:p>
@@ -1010,22 +1296,71 @@
         </w:rPr>
       </w:pPr>
       <w:r>
-        <w:t>4.1.2.1</w:t>
-      </w:r>
-      <w:r>
-        <w:t>基于</w:t>
-      </w:r>
-      <w:r>
-        <w:t xml:space="preserve"> I3C </w:t>
-      </w:r>
-      <w:r>
-        <w:t>总线的</w:t>
-      </w:r>
-      <w:r>
-        <w:t>高效</w:t>
-      </w:r>
-      <w:r>
-        <w:t>数据传输设计</w:t>
+        <w:t xml:space="preserve">4.1.3.3 </w:t>
+      </w:r>
+      <w:r>
+        <w:t>基于低</w:t>
+      </w:r>
+      <w:proofErr w:type="gramStart"/>
+      <w:r>
+        <w:t>秩</w:t>
+      </w:r>
+      <w:proofErr w:type="gramEnd"/>
+      <w:r>
+        <w:t>分解的</w:t>
+      </w:r>
+      <w:r>
+        <w:t>模型参数压缩技术</w:t>
+      </w:r>
+    </w:p>
+    <w:p>
+      <w:pPr>
+        <w:ind w:firstLineChars="83" w:firstLine="199"/>
+      </w:pPr>
+      <w:r>
+        <w:rPr>
+          <w:rFonts w:hint="eastAsia"/>
+        </w:rPr>
+        <w:t xml:space="preserve"> </w:t>
+      </w:r>
+      <w:r>
+        <w:rPr>
+          <w:rFonts w:hint="eastAsia"/>
+        </w:rPr>
+        <w:t>分为对全连接层进行分解以及对</w:t>
+      </w:r>
+      <w:r>
+        <w:rPr>
+          <w:rFonts w:hint="eastAsia"/>
+        </w:rPr>
+        <w:t>卷积核</w:t>
+      </w:r>
+      <w:r>
+        <w:rPr>
+          <w:rFonts w:hint="eastAsia"/>
+        </w:rPr>
+        <w:t>/</w:t>
+      </w:r>
+      <w:r>
+        <w:rPr>
+          <w:rFonts w:hint="eastAsia"/>
+        </w:rPr>
+        <w:t>矩阵进行分解。使用</w:t>
+      </w:r>
+      <w:r>
+        <w:rPr>
+          <w:rFonts w:hint="eastAsia"/>
+        </w:rPr>
+        <w:t>S</w:t>
+      </w:r>
+      <w:r>
+        <w:t>VD</w:t>
+      </w:r>
+      <w:r>
+        <w:rPr>
+          <w:rFonts w:hint="eastAsia"/>
+        </w:rPr>
+        <w:t>。</w:t>
       </w:r>
     </w:p>
     <w:p>
@@ -1036,22 +1371,118 @@
         </w:rPr>
       </w:pPr>
       <w:r>
-        <w:t xml:space="preserve">4.1.2.2 </w:t>
-      </w:r>
-      <w:r>
-        <w:t>基于</w:t>
-      </w:r>
-      <w:r>
-        <w:t>DDS</w:t>
-      </w:r>
-      <w:r>
-        <w:t>的数据分发与实时通信技术</w:t>
-      </w:r>
-    </w:p>
-    <w:p>
-      <w:pPr>
-        <w:pStyle w:val="3"/>
-      </w:pPr>
+        <w:lastRenderedPageBreak/>
+        <w:t xml:space="preserve">4.1.3.4 </w:t>
+      </w:r>
+      <w:r>
+        <w:t>基于参数量化的模型存储压缩与推理加速</w:t>
+      </w:r>
+    </w:p>
+    <w:p>
+      <w:pPr>
+        <w:ind w:firstLine="480"/>
+      </w:pPr>
+      <w:r>
+        <w:rPr>
+          <w:rFonts w:hint="eastAsia"/>
+        </w:rPr>
+        <w:t>推荐使用不同的量化方法进行组合</w:t>
+      </w:r>
+    </w:p>
+    <w:p>
+      <w:pPr>
+        <w:ind w:firstLine="480"/>
+      </w:pPr>
+      <w:r>
+        <w:rPr>
+          <w:rFonts w:hint="eastAsia"/>
+        </w:rPr>
+        <w:t>量化方法：</w:t>
+      </w:r>
+      <w:r>
+        <w:rPr>
+          <w:rFonts w:hint="eastAsia"/>
+        </w:rPr>
+        <w:t>（</w:t>
+      </w:r>
+      <w:r>
+        <w:rPr>
+          <w:rFonts w:hint="eastAsia"/>
+        </w:rPr>
+        <w:t>1</w:t>
+      </w:r>
+      <w:r>
+        <w:rPr>
+          <w:rFonts w:hint="eastAsia"/>
+        </w:rPr>
+        <w:t>）均匀与非均匀量化</w:t>
+      </w:r>
+    </w:p>
+    <w:p>
+      <w:pPr>
+        <w:ind w:firstLine="480"/>
+      </w:pPr>
+      <w:r>
+        <w:tab/>
+      </w:r>
+      <w:r>
+        <w:tab/>
+      </w:r>
+      <w:r>
+        <w:tab/>
+      </w:r>
+      <w:r>
+        <w:rPr>
+          <w:rFonts w:hint="eastAsia"/>
+        </w:rPr>
+        <w:t>（</w:t>
+      </w:r>
+      <w:r>
+        <w:rPr>
+          <w:rFonts w:hint="eastAsia"/>
+        </w:rPr>
+        <w:t>2</w:t>
+      </w:r>
+      <w:r>
+        <w:rPr>
+          <w:rFonts w:hint="eastAsia"/>
+        </w:rPr>
+        <w:t>）对称与非对称量化</w:t>
+      </w:r>
+    </w:p>
+    <w:p>
+      <w:pPr>
+        <w:ind w:left="1620" w:firstLineChars="25" w:firstLine="60"/>
+      </w:pPr>
+      <w:r>
+        <w:rPr>
+          <w:rFonts w:hint="eastAsia"/>
+        </w:rPr>
+        <w:t>（</w:t>
+      </w:r>
+      <w:r>
+        <w:rPr>
+          <w:rFonts w:hint="eastAsia"/>
+        </w:rPr>
+        <w:t>3</w:t>
+      </w:r>
+      <w:r>
+        <w:rPr>
+          <w:rFonts w:hint="eastAsia"/>
+        </w:rPr>
+        <w:t>）静态与动态量化</w:t>
+      </w:r>
+    </w:p>
+    <w:p>
+      <w:pPr>
+        <w:ind w:left="1620" w:firstLineChars="25" w:firstLine="60"/>
+      </w:pPr>
+      <w:r>
+        <w:rPr>
+          <w:rFonts w:hint="eastAsia"/>
+        </w:rPr>
+        <w:t>（</w:t>
+      </w:r>
       <w:r>
         <w:rPr>
           <w:rFonts w:hint="eastAsia"/>
@@ -1059,295 +1490,10 @@
         <w:t>4</w:t>
       </w:r>
       <w:r>
-        <w:t>.1.</w:t>
-      </w:r>
-      <w:r>
-        <w:t>3</w:t>
-      </w:r>
-      <w:r>
-        <w:t xml:space="preserve"> </w:t>
-      </w:r>
-      <w:r>
-        <w:rPr>
-          <w:rFonts w:hint="eastAsia"/>
-        </w:rPr>
-        <w:t>高精度约束下</w:t>
-      </w:r>
-      <w:proofErr w:type="gramStart"/>
-      <w:r>
-        <w:rPr>
-          <w:rFonts w:hint="eastAsia"/>
-        </w:rPr>
-        <w:t>研</w:t>
-      </w:r>
-      <w:proofErr w:type="gramEnd"/>
-      <w:r>
-        <w:rPr>
-          <w:rFonts w:hint="eastAsia"/>
-        </w:rPr>
-        <w:t>判模型</w:t>
-      </w:r>
-      <w:r>
-        <w:rPr>
-          <w:rFonts w:hint="eastAsia"/>
-        </w:rPr>
-        <w:t>压缩</w:t>
-      </w:r>
-      <w:r>
-        <w:rPr>
-          <w:rFonts w:hint="eastAsia"/>
-        </w:rPr>
-        <w:t>方法</w:t>
-      </w:r>
-    </w:p>
-    <w:p>
-      <w:pPr>
-        <w:pStyle w:val="4"/>
-        <w:rPr>
-          <w:rFonts w:hint="default"/>
-        </w:rPr>
-      </w:pPr>
-      <w:r>
-        <w:t xml:space="preserve">4.1.3.1 </w:t>
-      </w:r>
-      <w:r>
-        <w:t>基于</w:t>
-      </w:r>
-      <w:r>
-        <w:t>联合</w:t>
-      </w:r>
-      <w:r>
-        <w:t>知识蒸馏的模型知识迁移与能力保持</w:t>
-      </w:r>
-    </w:p>
-    <w:p>
-      <w:pPr>
-        <w:ind w:firstLineChars="83" w:firstLine="199"/>
-      </w:pPr>
-      <w:r>
-        <w:t>多教师</w:t>
-      </w:r>
-      <w:r>
-        <w:t xml:space="preserve"> + Logits </w:t>
-      </w:r>
-      <w:r>
-        <w:t>蒸馏</w:t>
-      </w:r>
-      <w:r>
-        <w:t xml:space="preserve"> + </w:t>
-      </w:r>
-      <w:r>
-        <w:t>中间特征蒸馏</w:t>
-      </w:r>
-      <w:r>
-        <w:t xml:space="preserve"> + </w:t>
-      </w:r>
-      <w:r>
-        <w:t>注意力蒸馏可以组合在一起</w:t>
-      </w:r>
-    </w:p>
-    <w:p>
-      <w:pPr>
-        <w:pStyle w:val="4"/>
-        <w:rPr>
-          <w:rFonts w:hint="default"/>
-        </w:rPr>
-      </w:pPr>
-      <w:r>
-        <w:t xml:space="preserve">4.1.3.2 </w:t>
-      </w:r>
-      <w:r>
-        <w:t>基于参数</w:t>
-      </w:r>
-      <w:r>
-        <w:t>剪枝的模型</w:t>
-      </w:r>
-      <w:r>
-        <w:t>冗余</w:t>
-      </w:r>
-      <w:r>
-        <w:t>参数削减</w:t>
-      </w:r>
-    </w:p>
-    <w:p>
-      <w:pPr>
-        <w:ind w:firstLineChars="83" w:firstLine="199"/>
-      </w:pPr>
-      <w:r>
-        <w:rPr>
-          <w:rFonts w:hint="eastAsia"/>
-        </w:rPr>
-        <w:t>肯定是结构化剪枝，</w:t>
-      </w:r>
-      <w:r>
-        <w:rPr>
-          <w:rFonts w:hint="eastAsia"/>
-        </w:rPr>
-        <w:t>重点在于</w:t>
-      </w:r>
-      <w:r>
-        <w:rPr>
-          <w:rFonts w:hint="eastAsia"/>
-        </w:rPr>
-        <w:t>通过什么标准来衡量某个参数的重要性</w:t>
-      </w:r>
-    </w:p>
-    <w:p>
-      <w:pPr>
-        <w:pStyle w:val="4"/>
-        <w:rPr>
-          <w:rFonts w:hint="default"/>
-        </w:rPr>
-      </w:pPr>
-      <w:r>
-        <w:t xml:space="preserve">4.1.3.3 </w:t>
-      </w:r>
-      <w:r>
-        <w:t>基于低</w:t>
-      </w:r>
-      <w:proofErr w:type="gramStart"/>
-      <w:r>
-        <w:t>秩</w:t>
-      </w:r>
-      <w:proofErr w:type="gramEnd"/>
-      <w:r>
-        <w:t>分解的模型紧凑结构设计</w:t>
-      </w:r>
-    </w:p>
-    <w:p>
-      <w:pPr>
-        <w:ind w:firstLineChars="83" w:firstLine="199"/>
-      </w:pPr>
-      <w:r>
-        <w:rPr>
-          <w:rFonts w:hint="eastAsia"/>
-        </w:rPr>
-        <w:t xml:space="preserve"> </w:t>
-      </w:r>
-      <w:r>
-        <w:rPr>
-          <w:rFonts w:hint="eastAsia"/>
-        </w:rPr>
-        <w:t>分为对全连接层进行分解以及对</w:t>
-      </w:r>
-      <w:r>
-        <w:rPr>
-          <w:rFonts w:hint="eastAsia"/>
-        </w:rPr>
-        <w:t>卷积核</w:t>
-      </w:r>
-      <w:r>
-        <w:rPr>
-          <w:rFonts w:hint="eastAsia"/>
-        </w:rPr>
-        <w:t>/</w:t>
-      </w:r>
-      <w:r>
-        <w:rPr>
-          <w:rFonts w:hint="eastAsia"/>
-        </w:rPr>
-        <w:t>矩阵进行分解。使用</w:t>
-      </w:r>
-      <w:r>
-        <w:rPr>
-          <w:rFonts w:hint="eastAsia"/>
-        </w:rPr>
-        <w:t>S</w:t>
-      </w:r>
-      <w:r>
-        <w:t>VD</w:t>
-      </w:r>
-      <w:r>
-        <w:rPr>
-          <w:rFonts w:hint="eastAsia"/>
-        </w:rPr>
-        <w:t>。</w:t>
-      </w:r>
-    </w:p>
-    <w:p>
-      <w:pPr>
-        <w:pStyle w:val="4"/>
-        <w:rPr>
-          <w:rFonts w:hint="default"/>
-        </w:rPr>
-      </w:pPr>
-      <w:r>
-        <w:t xml:space="preserve">4.1.3.4 </w:t>
-      </w:r>
-      <w:r>
-        <w:t>基于参数量化的模型存储压缩与推理加速</w:t>
-      </w:r>
-    </w:p>
-    <w:p>
-      <w:pPr>
-        <w:ind w:firstLine="480"/>
-      </w:pPr>
-      <w:r>
-        <w:rPr>
-          <w:rFonts w:hint="eastAsia"/>
-        </w:rPr>
-        <w:t>推荐使用不同的量化方法进行组合</w:t>
-      </w:r>
-    </w:p>
-    <w:p>
-      <w:pPr>
-        <w:ind w:firstLine="480"/>
-      </w:pPr>
-      <w:r>
-        <w:rPr>
-          <w:rFonts w:hint="eastAsia"/>
-        </w:rPr>
-        <w:t>量化方法：</w:t>
-      </w:r>
-      <w:r>
-        <w:rPr>
-          <w:rFonts w:hint="eastAsia"/>
-        </w:rPr>
-        <w:t>（</w:t>
-      </w:r>
-      <w:r>
-        <w:rPr>
-          <w:rFonts w:hint="eastAsia"/>
-        </w:rPr>
-        <w:t>1</w:t>
-      </w:r>
-      <w:r>
-        <w:rPr>
-          <w:rFonts w:hint="eastAsia"/>
-        </w:rPr>
-        <w:t>）均匀与非均匀量化</w:t>
-      </w:r>
-    </w:p>
-    <w:p>
-      <w:pPr>
-        <w:ind w:firstLine="480"/>
-      </w:pPr>
-      <w:r>
-        <w:tab/>
-      </w:r>
-      <w:r>
-        <w:tab/>
-      </w:r>
-      <w:r>
-        <w:tab/>
-      </w:r>
-      <w:r>
-        <w:rPr>
-          <w:rFonts w:hint="eastAsia"/>
-        </w:rPr>
-        <w:t>（</w:t>
-      </w:r>
-      <w:r>
-        <w:rPr>
-          <w:rFonts w:hint="eastAsia"/>
-        </w:rPr>
-        <w:t>2</w:t>
-      </w:r>
-      <w:r>
-        <w:rPr>
-          <w:rFonts w:hint="eastAsia"/>
-        </w:rPr>
-        <w:t>）对称与非对称量化</w:t>
+        <w:rPr>
+          <w:rFonts w:hint="eastAsia"/>
+        </w:rPr>
+        <w:t>）饱和与非饱和量化</w:t>
       </w:r>
     </w:p>
     <w:p>
@@ -1358,53 +1504,6 @@
         <w:rPr>
           <w:rFonts w:hint="eastAsia"/>
         </w:rPr>
-        <w:t>（</w:t>
-      </w:r>
-      <w:r>
-        <w:rPr>
-          <w:rFonts w:hint="eastAsia"/>
-        </w:rPr>
-        <w:t>3</w:t>
-      </w:r>
-      <w:r>
-        <w:rPr>
-          <w:rFonts w:hint="eastAsia"/>
-        </w:rPr>
-        <w:t>）静态与动态量化</w:t>
-      </w:r>
-    </w:p>
-    <w:p>
-      <w:pPr>
-        <w:ind w:left="1620" w:firstLineChars="25" w:firstLine="60"/>
-      </w:pPr>
-      <w:r>
-        <w:rPr>
-          <w:rFonts w:hint="eastAsia"/>
-        </w:rPr>
-        <w:t>（</w:t>
-      </w:r>
-      <w:r>
-        <w:rPr>
-          <w:rFonts w:hint="eastAsia"/>
-        </w:rPr>
-        <w:t>4</w:t>
-      </w:r>
-      <w:r>
-        <w:rPr>
-          <w:rFonts w:hint="eastAsia"/>
-        </w:rPr>
-        <w:t>）饱和与非饱和量化</w:t>
-      </w:r>
-    </w:p>
-    <w:p>
-      <w:pPr>
-        <w:ind w:left="1620" w:firstLineChars="25" w:firstLine="60"/>
-      </w:pPr>
-      <w:r>
-        <w:rPr>
-          <w:rFonts w:hint="eastAsia"/>
-        </w:rPr>
-        <w:lastRenderedPageBreak/>
         <w:t>（</w:t>
       </w:r>
       <w:r>
@@ -1839,6 +1938,7 @@
         <w:rPr>
           <w:rFonts w:hint="eastAsia"/>
         </w:rPr>
+        <w:lastRenderedPageBreak/>
         <w:t>接触交互（触控</w:t>
       </w:r>
       <w:r>
@@ -1988,7 +2088,6 @@
         <w:rPr>
           <w:rFonts w:hint="eastAsia"/>
         </w:rPr>
-        <w:lastRenderedPageBreak/>
         <w:t>（</w:t>
       </w:r>
       <w:r>
@@ -2473,6 +2572,7 @@
         <w:rPr>
           <w:rFonts w:hint="eastAsia"/>
         </w:rPr>
+        <w:lastRenderedPageBreak/>
         <w:t>单兵装置也会对云端进行身份认证</w:t>
       </w:r>
       <w:r>
@@ -2605,7 +2705,6 @@
         <w:rPr>
           <w:rFonts w:hint="eastAsia"/>
         </w:rPr>
-        <w:lastRenderedPageBreak/>
         <w:t>4</w:t>
       </w:r>
       <w:r>
@@ -2626,11 +2725,6 @@
         </w:rPr>
         <w:t>模型部署</w:t>
       </w:r>
-    </w:p>
-    <w:p>
-      <w:pPr>
-        <w:ind w:firstLine="480"/>
-      </w:pPr>
     </w:p>
     <w:p>
       <w:pPr>
@@ -5451,7 +5545,7 @@
 </file>
 
 <file path=customXml/itemProps2.xml><?xml version="1.0" encoding="utf-8"?>
-<ds:datastoreItem xmlns:ds="http://schemas.openxmlformats.org/officeDocument/2006/customXml" ds:itemID="{D423455D-9E61-4CDE-8CAA-313F821B8697}">
+<ds:datastoreItem xmlns:ds="http://schemas.openxmlformats.org/officeDocument/2006/customXml" ds:itemID="{34B5B038-0750-4092-9B23-F01BC4B8FF56}">
   <ds:schemaRefs>
     <ds:schemaRef ds:uri="http://schemas.openxmlformats.org/officeDocument/2006/bibliography"/>
   </ds:schemaRefs>

--- a/云南技术方案-新.docx
+++ b/云南技术方案-新.docx
@@ -996,7 +996,63 @@
     </w:p>
     <w:p>
       <w:pPr>
+        <w:ind w:firstLine="480"/>
+      </w:pPr>
+      <w:r>
+        <w:rPr>
+          <w:rFonts w:hint="eastAsia"/>
+        </w:rPr>
+        <w:t>①：总体架构</w:t>
+      </w:r>
+    </w:p>
+    <w:p>
+      <w:pPr>
+        <w:ind w:firstLine="480"/>
+      </w:pPr>
+      <w:r>
+        <w:rPr>
+          <w:rFonts w:hint="eastAsia"/>
+        </w:rPr>
+        <w:t>②：设备互连</w:t>
+      </w:r>
+    </w:p>
+    <w:p>
+      <w:pPr>
+        <w:ind w:firstLine="480"/>
+      </w:pPr>
+      <w:r>
+        <w:rPr>
+          <w:rFonts w:hint="eastAsia"/>
+        </w:rPr>
+        <w:t>③：如何通信</w:t>
+      </w:r>
+    </w:p>
+    <w:p>
+      <w:pPr>
+        <w:ind w:firstLine="480"/>
+        <w:rPr>
+          <w:rFonts w:hint="eastAsia"/>
+        </w:rPr>
+      </w:pPr>
+      <w:r>
+        <w:rPr>
+          <w:rFonts w:hint="eastAsia"/>
+        </w:rPr>
+        <w:t>④：设计</w:t>
+      </w:r>
+      <w:r>
+        <w:rPr>
+          <w:rFonts w:hint="eastAsia"/>
+        </w:rPr>
+        <w:t>与实现</w:t>
+      </w:r>
+    </w:p>
+    <w:p>
+      <w:pPr>
         <w:pStyle w:val="4"/>
+        <w:rPr>
+          <w:rFonts w:hint="default"/>
+        </w:rPr>
       </w:pPr>
       <w:r>
         <w:t xml:space="preserve">4.1.2.2 </w:t>
@@ -1138,9 +1194,6 @@
     <w:p>
       <w:pPr>
         <w:ind w:firstLineChars="83" w:firstLine="199"/>
-        <w:rPr>
-          <w:rFonts w:hint="eastAsia"/>
-        </w:rPr>
       </w:pPr>
       <w:r>
         <w:tab/>
@@ -1232,9 +1285,6 @@
     <w:p>
       <w:pPr>
         <w:ind w:firstLine="480"/>
-        <w:rPr>
-          <w:rFonts w:hint="eastAsia"/>
-        </w:rPr>
       </w:pPr>
       <w:r>
         <w:rPr>
@@ -1242,8 +1292,6 @@
         </w:rPr>
         <w:t>③：将剪枝后的模型基于数据集再次进行多轮训练，以恢复剪枝前的精度</w:t>
       </w:r>
-      <w:bookmarkStart w:id="0" w:name="_GoBack"/>
-      <w:bookmarkEnd w:id="0"/>
     </w:p>
     <w:p>
       <w:pPr>
@@ -1253,6 +1301,7 @@
         <w:rPr>
           <w:rFonts w:hint="eastAsia"/>
         </w:rPr>
+        <w:lastRenderedPageBreak/>
         <w:t>肯定是结构化剪枝，</w:t>
       </w:r>
       <w:r>
@@ -1271,9 +1320,6 @@
     <w:p>
       <w:pPr>
         <w:ind w:firstLineChars="83" w:firstLine="199"/>
-        <w:rPr>
-          <w:rFonts w:hint="eastAsia"/>
-        </w:rPr>
       </w:pPr>
       <w:r>
         <w:rPr>
@@ -1371,7 +1417,6 @@
         </w:rPr>
       </w:pPr>
       <w:r>
-        <w:lastRenderedPageBreak/>
         <w:t xml:space="preserve">4.1.3.4 </w:t>
       </w:r>
       <w:r>
@@ -1607,11 +1652,6 @@
         <w:t>):PTQ</w:t>
       </w:r>
       <w:proofErr w:type="gramEnd"/>
-    </w:p>
-    <w:p>
-      <w:pPr>
-        <w:ind w:firstLine="480"/>
-      </w:pPr>
     </w:p>
     <w:p>
       <w:pPr>
@@ -1710,7 +1750,13 @@
         <w:rPr>
           <w:rFonts w:hint="eastAsia"/>
         </w:rPr>
-        <w:t>关键词唤醒机制实现。</w:t>
+        <w:t>关键词唤醒机制实现</w:t>
+      </w:r>
+      <w:r>
+        <w:rPr>
+          <w:rFonts w:hint="eastAsia"/>
+        </w:rPr>
+        <w:t>，并且使用语义增强，</w:t>
       </w:r>
     </w:p>
     <w:p>
@@ -1752,6 +1798,48 @@
     </w:p>
     <w:p>
       <w:pPr>
+        <w:ind w:firstLine="480"/>
+      </w:pPr>
+      <w:r>
+        <w:rPr>
+          <w:rFonts w:hint="eastAsia"/>
+        </w:rPr>
+        <w:t>①：模型原理介绍</w:t>
+      </w:r>
+    </w:p>
+    <w:p>
+      <w:pPr>
+        <w:ind w:firstLine="480"/>
+      </w:pPr>
+      <w:r>
+        <w:rPr>
+          <w:rFonts w:hint="eastAsia"/>
+        </w:rPr>
+        <w:t>②：模型训练</w:t>
+      </w:r>
+    </w:p>
+    <w:p>
+      <w:pPr>
+        <w:ind w:firstLine="480"/>
+        <w:rPr>
+          <w:rFonts w:hint="eastAsia"/>
+        </w:rPr>
+      </w:pPr>
+      <w:r>
+        <w:rPr>
+          <w:rFonts w:hint="eastAsia"/>
+        </w:rPr>
+        <w:t>③：模型</w:t>
+      </w:r>
+      <w:r>
+        <w:rPr>
+          <w:rFonts w:hint="eastAsia"/>
+        </w:rPr>
+        <w:t>训练结果（融合前？融合后？）</w:t>
+      </w:r>
+    </w:p>
+    <w:p>
+      <w:pPr>
         <w:pStyle w:val="4"/>
         <w:rPr>
           <w:rFonts w:hint="default"/>
@@ -1816,6 +1904,7 @@
         <w:rPr>
           <w:rFonts w:hint="eastAsia"/>
         </w:rPr>
+        <w:lastRenderedPageBreak/>
         <w:t>抗干扰算法降噪</w:t>
       </w:r>
     </w:p>
@@ -1832,6 +1921,98 @@
     </w:p>
     <w:p>
       <w:pPr>
+        <w:ind w:firstLine="480"/>
+      </w:pPr>
+      <w:r>
+        <w:rPr>
+          <w:rFonts w:hint="eastAsia"/>
+        </w:rPr>
+        <w:t>①：什么是</w:t>
+      </w:r>
+      <w:r>
+        <w:rPr>
+          <w:rFonts w:hint="eastAsia"/>
+        </w:rPr>
+        <w:t>P</w:t>
+      </w:r>
+      <w:r>
+        <w:t>CAP</w:t>
+      </w:r>
+      <w:r>
+        <w:rPr>
+          <w:rFonts w:hint="eastAsia"/>
+        </w:rPr>
+        <w:t>，它的原理是什么</w:t>
+      </w:r>
+    </w:p>
+    <w:p>
+      <w:pPr>
+        <w:ind w:firstLine="480"/>
+        <w:rPr>
+          <w:rFonts w:hint="eastAsia"/>
+        </w:rPr>
+      </w:pPr>
+      <w:r>
+        <w:rPr>
+          <w:rFonts w:hint="eastAsia"/>
+        </w:rPr>
+        <w:t>②：</w:t>
+      </w:r>
+      <w:r>
+        <w:rPr>
+          <w:rFonts w:hint="eastAsia"/>
+        </w:rPr>
+        <w:t>高敏感度</w:t>
+      </w:r>
+      <w:r>
+        <w:rPr>
+          <w:rFonts w:hint="eastAsia"/>
+        </w:rPr>
+        <w:t>P</w:t>
+      </w:r>
+      <w:r>
+        <w:t>CAP</w:t>
+      </w:r>
+      <w:r>
+        <w:rPr>
+          <w:rFonts w:hint="eastAsia"/>
+        </w:rPr>
+        <w:t>设计</w:t>
+      </w:r>
+    </w:p>
+    <w:p>
+      <w:pPr>
+        <w:ind w:firstLine="480"/>
+      </w:pPr>
+      <w:r>
+        <w:rPr>
+          <w:rFonts w:hint="eastAsia"/>
+        </w:rPr>
+        <w:t>③：</w:t>
+      </w:r>
+      <w:r>
+        <w:rPr>
+          <w:rFonts w:hint="eastAsia"/>
+        </w:rPr>
+        <w:t>抗干扰器算法设计</w:t>
+      </w:r>
+    </w:p>
+    <w:p>
+      <w:pPr>
+        <w:ind w:firstLine="480"/>
+        <w:rPr>
+          <w:rFonts w:hint="eastAsia"/>
+        </w:rPr>
+      </w:pPr>
+      <w:r>
+        <w:rPr>
+          <w:rFonts w:hint="eastAsia"/>
+        </w:rPr>
+        <w:t>④：低功耗设计</w:t>
+      </w:r>
+    </w:p>
+    <w:p>
+      <w:pPr>
         <w:pStyle w:val="4"/>
         <w:rPr>
           <w:rFonts w:hint="default"/>
@@ -1858,70 +2039,150 @@
     <w:p>
       <w:pPr>
         <w:ind w:firstLine="480"/>
-      </w:pPr>
-      <w:r>
-        <w:rPr>
-          <w:rFonts w:hint="eastAsia"/>
-        </w:rPr>
-        <w:t>防误触设计</w:t>
-      </w:r>
-    </w:p>
-    <w:p>
-      <w:pPr>
-        <w:ind w:firstLineChars="175" w:firstLine="420"/>
-      </w:pPr>
-      <w:r>
-        <w:rPr>
-          <w:rFonts w:hint="eastAsia"/>
-        </w:rPr>
-        <w:t>环境：</w:t>
-      </w:r>
-      <w:r>
-        <w:rPr>
-          <w:rFonts w:hint="eastAsia"/>
-        </w:rPr>
-        <w:t>强</w:t>
-      </w:r>
-      <w:r>
-        <w:rPr>
-          <w:rFonts w:hint="eastAsia"/>
-        </w:rPr>
-        <w:t>光、潮湿、环境嘈杂、</w:t>
-      </w:r>
-      <w:r>
-        <w:rPr>
-          <w:rFonts w:hint="eastAsia"/>
-        </w:rPr>
-        <w:t>卫生条件差、</w:t>
-      </w:r>
-    </w:p>
-    <w:p>
-      <w:pPr>
-        <w:ind w:firstLine="480"/>
-      </w:pPr>
-      <w:r>
-        <w:rPr>
-          <w:rFonts w:hint="eastAsia"/>
-        </w:rPr>
-        <w:t>对话（语音</w:t>
-      </w:r>
-      <w:r>
-        <w:rPr>
-          <w:rFonts w:hint="eastAsia"/>
-        </w:rPr>
-        <w:t>，</w:t>
-      </w:r>
-      <w:r>
-        <w:rPr>
-          <w:rFonts w:hint="eastAsia"/>
-        </w:rPr>
-        <w:t>低延迟、</w:t>
-      </w:r>
-      <w:r>
-        <w:rPr>
-          <w:rFonts w:hint="eastAsia"/>
-        </w:rPr>
-        <w:t>降噪</w:t>
+        <w:rPr>
+          <w:rFonts w:ascii="宋体" w:hAnsi="宋体" w:cs="宋体"/>
+        </w:rPr>
+      </w:pPr>
+      <w:r>
+        <w:rPr>
+          <w:rFonts w:hint="eastAsia"/>
+        </w:rPr>
+        <w:t>防误</w:t>
+      </w:r>
+      <w:proofErr w:type="gramStart"/>
+      <w:r>
+        <w:rPr>
+          <w:rFonts w:hint="eastAsia"/>
+        </w:rPr>
+        <w:t>触设计</w:t>
+      </w:r>
+      <w:proofErr w:type="gramEnd"/>
+      <w:r>
+        <w:br/>
+        <w:t xml:space="preserve"> </w:t>
+      </w:r>
+      <w:r>
+        <w:tab/>
+      </w:r>
+      <w:r>
+        <w:rPr>
+          <w:rFonts w:ascii="宋体" w:hAnsi="宋体" w:cs="宋体" w:hint="eastAsia"/>
+        </w:rPr>
+        <w:t>①：防水/防尘设计</w:t>
+      </w:r>
+    </w:p>
+    <w:p>
+      <w:pPr>
+        <w:ind w:firstLineChars="83" w:firstLine="199"/>
+        <w:rPr>
+          <w:rFonts w:hint="eastAsia"/>
+        </w:rPr>
+      </w:pPr>
+      <w:r>
+        <w:tab/>
+      </w:r>
+      <w:r>
+        <w:rPr>
+          <w:rFonts w:ascii="宋体" w:hAnsi="宋体" w:cs="宋体" w:hint="eastAsia"/>
+        </w:rPr>
+        <w:t>②：防误触设计</w:t>
+      </w:r>
+    </w:p>
+    <w:p>
+      <w:pPr>
+        <w:pStyle w:val="3"/>
+        <w:rPr>
+          <w:color w:val="FF0000"/>
+        </w:rPr>
+      </w:pPr>
+      <w:r>
+        <w:rPr>
+          <w:rFonts w:hint="eastAsia"/>
+        </w:rPr>
+        <w:t>4.</w:t>
+      </w:r>
+      <w:r>
+        <w:t xml:space="preserve">2.2 </w:t>
+      </w:r>
+      <w:r>
+        <w:rPr>
+          <w:rFonts w:hint="eastAsia"/>
+        </w:rPr>
+        <w:t>多源电能获取与</w:t>
+      </w:r>
+      <w:r>
+        <w:rPr>
+          <w:rFonts w:hint="eastAsia"/>
+          <w:color w:val="FF0000"/>
+        </w:rPr>
+        <w:t>智能电能管理</w:t>
+      </w:r>
+      <w:r>
+        <w:rPr>
+          <w:rFonts w:hint="eastAsia"/>
+          <w:color w:val="FF0000"/>
+        </w:rPr>
+        <w:t>系统设计</w:t>
+      </w:r>
+      <w:r>
+        <w:rPr>
+          <w:rFonts w:hint="eastAsia"/>
+        </w:rPr>
+        <w:t>（解决续航问题）</w:t>
+      </w:r>
+    </w:p>
+    <w:p>
+      <w:pPr>
+        <w:pStyle w:val="4"/>
+        <w:rPr>
+          <w:rFonts w:hint="default"/>
+        </w:rPr>
+      </w:pPr>
+      <w:r>
+        <w:t xml:space="preserve">4.2.2.1 </w:t>
+      </w:r>
+      <w:r>
+        <w:t>多源电能获取</w:t>
+      </w:r>
+    </w:p>
+    <w:p>
+      <w:pPr>
+        <w:ind w:firstLine="480"/>
+      </w:pPr>
+      <w:r>
+        <w:rPr>
+          <w:rFonts w:hint="eastAsia"/>
+        </w:rPr>
+        <w:t>（</w:t>
+      </w:r>
+      <w:r>
+        <w:rPr>
+          <w:rFonts w:hint="eastAsia"/>
+        </w:rPr>
+        <w:t>柔性光</w:t>
+      </w:r>
+      <w:proofErr w:type="gramStart"/>
+      <w:r>
+        <w:rPr>
+          <w:rFonts w:hint="eastAsia"/>
+        </w:rPr>
+        <w:t>伏材料</w:t>
+      </w:r>
+      <w:proofErr w:type="gramEnd"/>
+      <w:r>
+        <w:rPr>
+          <w:rFonts w:hint="eastAsia"/>
+        </w:rPr>
+        <w:t>+</w:t>
+      </w:r>
+      <w:r>
+        <w:t>MPPT</w:t>
+      </w:r>
+      <w:r>
+        <w:rPr>
+          <w:rFonts w:hint="eastAsia"/>
+        </w:rPr>
+        <w:t>跟踪</w:t>
       </w:r>
       <w:r>
         <w:rPr>
@@ -1929,141 +2190,478 @@
         </w:rPr>
         <w:t>）</w:t>
       </w:r>
-    </w:p>
-    <w:p>
-      <w:pPr>
-        <w:ind w:firstLine="480"/>
-      </w:pPr>
-      <w:r>
-        <w:rPr>
-          <w:rFonts w:hint="eastAsia"/>
-        </w:rPr>
+      <w:r>
+        <w:rPr>
+          <w:rFonts w:hint="eastAsia"/>
+        </w:rPr>
+        <w:t>、（</w:t>
+      </w:r>
+      <w:r>
+        <w:rPr>
+          <w:rFonts w:hint="eastAsia"/>
+        </w:rPr>
+        <w:t>谐振腔结构的微型风力发电机</w:t>
+      </w:r>
+      <w:r>
+        <w:rPr>
+          <w:rFonts w:hint="eastAsia"/>
+        </w:rPr>
+        <w:t>）</w:t>
+      </w:r>
+    </w:p>
+    <w:p>
+      <w:pPr>
+        <w:ind w:firstLine="480"/>
+      </w:pPr>
+      <w:r>
+        <w:rPr>
+          <w:rFonts w:hint="eastAsia"/>
+        </w:rPr>
+        <w:t>①：光伏发电设计</w:t>
+      </w:r>
+    </w:p>
+    <w:p>
+      <w:pPr>
+        <w:ind w:firstLine="480"/>
+        <w:rPr>
+          <w:rFonts w:hint="eastAsia"/>
+        </w:rPr>
+      </w:pPr>
+      <w:r>
+        <w:rPr>
+          <w:rFonts w:hint="eastAsia"/>
+        </w:rPr>
+        <w:t>②：风力发电设计</w:t>
+      </w:r>
+      <w:bookmarkStart w:id="0" w:name="_GoBack"/>
+      <w:bookmarkEnd w:id="0"/>
+    </w:p>
+    <w:p>
+      <w:pPr>
+        <w:pStyle w:val="4"/>
+        <w:rPr>
+          <w:rFonts w:hint="default"/>
+        </w:rPr>
+      </w:pPr>
+      <w:r>
+        <w:t xml:space="preserve">4.2.2.2 </w:t>
+      </w:r>
+      <w:r>
+        <w:t>低功耗电能管理系统</w:t>
+      </w:r>
+      <w:r>
+        <w:t>设计</w:t>
+      </w:r>
+    </w:p>
+    <w:p>
+      <w:pPr>
+        <w:ind w:firstLine="480"/>
+      </w:pPr>
+      <w:r>
+        <w:rPr>
+          <w:rFonts w:hint="eastAsia"/>
+        </w:rPr>
+        <w:t>（</w:t>
+      </w:r>
+      <w:r>
+        <w:rPr>
+          <w:rFonts w:hint="eastAsia"/>
+        </w:rPr>
+        <w:t>低功耗待机模式、快速</w:t>
+      </w:r>
+      <w:proofErr w:type="gramStart"/>
+      <w:r>
+        <w:rPr>
+          <w:rFonts w:hint="eastAsia"/>
+        </w:rPr>
+        <w:t>研</w:t>
+      </w:r>
+      <w:proofErr w:type="gramEnd"/>
+      <w:r>
+        <w:rPr>
+          <w:rFonts w:hint="eastAsia"/>
+        </w:rPr>
+        <w:t>判模式、高性能协同模式</w:t>
+      </w:r>
+      <w:r>
+        <w:rPr>
+          <w:rFonts w:hint="eastAsia"/>
+        </w:rPr>
+        <w:t>），然后根据不同的情况来进行唤醒以及切换。</w:t>
+      </w:r>
+    </w:p>
+    <w:p>
+      <w:pPr>
+        <w:ind w:firstLine="480"/>
+      </w:pPr>
+      <w:r>
+        <w:rPr>
+          <w:rFonts w:hint="eastAsia"/>
+        </w:rPr>
+        <w:t>①：总体框架</w:t>
+      </w:r>
+    </w:p>
+    <w:p>
+      <w:pPr>
+        <w:ind w:firstLine="480"/>
+      </w:pPr>
+      <w:r>
+        <w:rPr>
+          <w:rFonts w:hint="eastAsia"/>
+        </w:rPr>
+        <w:t>②：如何实现切换</w:t>
+      </w:r>
+      <w:r>
+        <w:rPr>
+          <w:rFonts w:hint="eastAsia"/>
+        </w:rPr>
+        <w:t>/</w:t>
+      </w:r>
+      <w:r>
+        <w:rPr>
+          <w:rFonts w:hint="eastAsia"/>
+        </w:rPr>
+        <w:t>唤醒</w:t>
+      </w:r>
+    </w:p>
+    <w:p>
+      <w:pPr>
+        <w:ind w:firstLine="480"/>
+        <w:rPr>
+          <w:rFonts w:hint="eastAsia"/>
+        </w:rPr>
+      </w:pPr>
+      <w:r>
+        <w:rPr>
+          <w:rFonts w:hint="eastAsia"/>
+        </w:rPr>
+        <w:t>③：低功耗设计</w:t>
+      </w:r>
+    </w:p>
+    <w:p>
+      <w:pPr>
+        <w:pStyle w:val="3"/>
+      </w:pPr>
+      <w:r>
+        <w:rPr>
+          <w:rFonts w:hint="eastAsia"/>
+        </w:rPr>
+        <w:t>4</w:t>
+      </w:r>
+      <w:r>
+        <w:t xml:space="preserve">.2.3 </w:t>
+      </w:r>
+      <w:r>
+        <w:rPr>
+          <w:rFonts w:hint="eastAsia"/>
+        </w:rPr>
+        <w:t>装置故障自诊断技术</w:t>
+      </w:r>
+      <w:r>
+        <w:rPr>
+          <w:rFonts w:hint="eastAsia"/>
+        </w:rPr>
+        <w:t>研究</w:t>
+      </w:r>
+      <w:r>
+        <w:rPr>
+          <w:rFonts w:hint="eastAsia"/>
+        </w:rPr>
+        <w:t>（写有哪些技术可以进行故障诊断）</w:t>
+      </w:r>
+    </w:p>
+    <w:p>
+      <w:pPr>
+        <w:pStyle w:val="4"/>
+        <w:rPr>
+          <w:rFonts w:hint="default"/>
+        </w:rPr>
+      </w:pPr>
+      <w:r>
+        <w:t>4.2.3.1</w:t>
+      </w:r>
+      <w:r>
+        <w:t xml:space="preserve"> </w:t>
+      </w:r>
+      <w:r>
+        <w:t>电池管理系统故障自诊断</w:t>
+      </w:r>
+    </w:p>
+    <w:p>
+      <w:pPr>
+        <w:ind w:firstLine="480"/>
+      </w:pPr>
+      <w:r>
+        <w:rPr>
+          <w:rFonts w:hint="eastAsia"/>
+        </w:rPr>
+        <w:t>①：整体的架构</w:t>
+      </w:r>
+      <w:r>
+        <w:rPr>
+          <w:rFonts w:hint="eastAsia"/>
+        </w:rPr>
+        <w:t>/</w:t>
+      </w:r>
+      <w:r>
+        <w:rPr>
+          <w:rFonts w:hint="eastAsia"/>
+        </w:rPr>
+        <w:t>故障诊断流程图</w:t>
+      </w:r>
+    </w:p>
+    <w:p>
+      <w:pPr>
+        <w:ind w:firstLine="480"/>
+        <w:rPr>
+          <w:rFonts w:hint="eastAsia"/>
+        </w:rPr>
+      </w:pPr>
+      <w:r>
+        <w:rPr>
+          <w:rFonts w:hint="eastAsia"/>
+        </w:rPr>
+        <w:t>②：算法设计</w:t>
+      </w:r>
+    </w:p>
+    <w:p>
+      <w:pPr>
+        <w:ind w:firstLine="480"/>
+      </w:pPr>
+      <w:r>
+        <w:rPr>
+          <w:rFonts w:hint="eastAsia"/>
+        </w:rPr>
+        <w:t>③</w:t>
+      </w:r>
+      <w:r>
+        <w:rPr>
+          <w:rFonts w:hint="eastAsia"/>
+        </w:rPr>
+        <w:t>：</w:t>
+      </w:r>
+      <w:r>
+        <w:rPr>
+          <w:rFonts w:hint="eastAsia"/>
+        </w:rPr>
+        <w:t>诊断策略是什么</w:t>
+      </w:r>
+      <w:r>
+        <w:rPr>
+          <w:rFonts w:hint="eastAsia"/>
+        </w:rPr>
+        <w:t>（根据上述算法输出）</w:t>
+      </w:r>
+    </w:p>
+    <w:p>
+      <w:pPr>
+        <w:ind w:firstLine="480"/>
+      </w:pPr>
+      <w:r>
+        <w:rPr>
+          <w:rFonts w:hint="eastAsia"/>
+        </w:rPr>
+        <w:t>④</w:t>
+      </w:r>
+      <w:r>
+        <w:rPr>
+          <w:rFonts w:hint="eastAsia"/>
+        </w:rPr>
+        <w:t>：</w:t>
+      </w:r>
+      <w:r>
+        <w:rPr>
+          <w:rFonts w:hint="eastAsia"/>
+        </w:rPr>
+        <w:t>故障是怎么判断出来的，流程是什么。</w:t>
+      </w:r>
+    </w:p>
+    <w:p>
+      <w:pPr>
+        <w:ind w:firstLine="480"/>
+        <w:rPr>
+          <w:rFonts w:hint="eastAsia"/>
+        </w:rPr>
+      </w:pPr>
+    </w:p>
+    <w:p>
+      <w:pPr>
+        <w:pStyle w:val="4"/>
+        <w:rPr>
+          <w:rFonts w:hint="default"/>
+        </w:rPr>
+      </w:pPr>
+      <w:r>
         <w:lastRenderedPageBreak/>
-        <w:t>接触交互（触控</w:t>
-      </w:r>
-      <w:r>
-        <w:rPr>
-          <w:rFonts w:hint="eastAsia"/>
-        </w:rPr>
-        <w:t>、戴手套也支持触控、</w:t>
-      </w:r>
-      <w:r>
-        <w:rPr>
-          <w:rFonts w:hint="eastAsia"/>
-        </w:rPr>
-        <w:t>同时抗眩光</w:t>
-      </w:r>
-      <w:r>
-        <w:rPr>
-          <w:rFonts w:hint="eastAsia"/>
-        </w:rPr>
-        <w:t>、抗干扰、多点触控</w:t>
-      </w:r>
-      <w:r>
-        <w:rPr>
-          <w:rFonts w:hint="eastAsia"/>
-        </w:rPr>
-        <w:t>）</w:t>
-      </w:r>
-    </w:p>
-    <w:p>
-      <w:pPr>
-        <w:ind w:firstLineChars="0" w:firstLine="420"/>
-      </w:pPr>
-      <w:r>
-        <w:rPr>
-          <w:rFonts w:hint="eastAsia"/>
-        </w:rPr>
-        <w:t>定制实体物理按键</w:t>
-      </w:r>
-      <w:r>
-        <w:rPr>
-          <w:rFonts w:hint="eastAsia"/>
-        </w:rPr>
-        <w:t>(</w:t>
-      </w:r>
-      <w:r>
-        <w:rPr>
-          <w:rFonts w:hint="eastAsia"/>
-        </w:rPr>
-        <w:t>防尘防水、</w:t>
-      </w:r>
-      <w:r>
-        <w:rPr>
-          <w:rFonts w:hint="eastAsia"/>
-        </w:rPr>
-        <w:t>手套可操作、</w:t>
-      </w:r>
-      <w:r>
-        <w:rPr>
-          <w:rFonts w:hint="eastAsia"/>
-        </w:rPr>
-        <w:t>抗</w:t>
-      </w:r>
-      <w:r>
-        <w:rPr>
-          <w:rFonts w:hint="eastAsia"/>
-        </w:rPr>
-        <w:t>振动</w:t>
-      </w:r>
-      <w:r>
-        <w:rPr>
-          <w:rFonts w:hint="eastAsia"/>
-        </w:rPr>
-        <w:t>冲击、百万次按键寿命、</w:t>
-      </w:r>
-    </w:p>
-    <w:p>
-      <w:pPr>
-        <w:ind w:firstLineChars="0" w:firstLine="0"/>
-      </w:pPr>
-    </w:p>
-    <w:p>
-      <w:pPr>
-        <w:ind w:firstLineChars="0" w:firstLine="0"/>
-      </w:pPr>
+        <w:t xml:space="preserve">4.2.3.2 </w:t>
+      </w:r>
+      <w:r>
+        <w:t>多源感知系统</w:t>
+      </w:r>
+      <w:r>
+        <w:t>故障自诊断</w:t>
+      </w:r>
+    </w:p>
+    <w:p>
+      <w:pPr>
+        <w:ind w:firstLine="480"/>
+      </w:pPr>
+      <w:r>
+        <w:rPr>
+          <w:rFonts w:hint="eastAsia"/>
+        </w:rPr>
+        <w:t>①</w:t>
+      </w:r>
+      <w:r>
+        <w:rPr>
+          <w:rFonts w:hint="eastAsia"/>
+        </w:rPr>
+        <w:t>：故障诊断算法整体流程图</w:t>
+      </w:r>
+    </w:p>
+    <w:p>
+      <w:pPr>
+        <w:ind w:firstLine="480"/>
+      </w:pPr>
+      <w:r>
+        <w:rPr>
+          <w:rFonts w:hint="eastAsia"/>
+        </w:rPr>
+        <w:t>②：</w:t>
+      </w:r>
+      <w:r>
+        <w:rPr>
+          <w:rFonts w:hint="eastAsia"/>
+        </w:rPr>
+        <w:t>算法以及原理实现</w:t>
+      </w:r>
+    </w:p>
+    <w:p>
+      <w:pPr>
+        <w:ind w:firstLine="480"/>
+      </w:pPr>
+      <w:r>
+        <w:rPr>
+          <w:rFonts w:hint="eastAsia"/>
+        </w:rPr>
+        <w:t>③：</w:t>
+      </w:r>
+      <w:r>
+        <w:rPr>
+          <w:rFonts w:hint="eastAsia"/>
+        </w:rPr>
+        <w:t>诊断策略（根据上述输出）</w:t>
+      </w:r>
+    </w:p>
+    <w:p>
+      <w:pPr>
+        <w:pStyle w:val="4"/>
+        <w:rPr>
+          <w:rFonts w:hint="default"/>
+        </w:rPr>
+      </w:pPr>
+      <w:r>
+        <w:t xml:space="preserve">4.2.3.3 </w:t>
+      </w:r>
+      <w:r>
+        <w:t>通信</w:t>
+      </w:r>
+      <w:r>
+        <w:t>与数据传输</w:t>
+      </w:r>
+      <w:r>
+        <w:t>系统故障自诊断</w:t>
+      </w:r>
+    </w:p>
+    <w:p>
+      <w:pPr>
+        <w:ind w:firstLine="480"/>
+        <w:rPr>
+          <w:rFonts w:ascii="宋体" w:hAnsi="宋体" w:cs="宋体"/>
+        </w:rPr>
+      </w:pPr>
+      <w:r>
+        <w:rPr>
+          <w:rFonts w:ascii="宋体" w:hAnsi="宋体" w:cs="宋体" w:hint="eastAsia"/>
+        </w:rPr>
+        <w:t>①：整体架构/流程图</w:t>
+      </w:r>
+    </w:p>
+    <w:p>
+      <w:pPr>
+        <w:ind w:firstLine="480"/>
+      </w:pPr>
+      <w:r>
+        <w:rPr>
+          <w:rFonts w:hint="eastAsia"/>
+        </w:rPr>
+        <w:t>②：模型构建</w:t>
+      </w:r>
+      <w:r>
+        <w:rPr>
+          <w:rFonts w:hint="eastAsia"/>
+        </w:rPr>
+        <w:t>/</w:t>
+      </w:r>
+      <w:r>
+        <w:rPr>
+          <w:rFonts w:hint="eastAsia"/>
+        </w:rPr>
+        <w:t>算法设计</w:t>
+      </w:r>
+    </w:p>
+    <w:p>
+      <w:pPr>
+        <w:ind w:firstLine="480"/>
+        <w:rPr>
+          <w:rFonts w:hint="eastAsia"/>
+        </w:rPr>
+      </w:pPr>
+      <w:r>
+        <w:rPr>
+          <w:rFonts w:hint="eastAsia"/>
+        </w:rPr>
+        <w:t>③：</w:t>
+      </w:r>
+      <w:r>
+        <w:rPr>
+          <w:rFonts w:hint="eastAsia"/>
+        </w:rPr>
+        <w:t>算法验证</w:t>
+      </w:r>
     </w:p>
     <w:p>
       <w:pPr>
         <w:pStyle w:val="3"/>
-        <w:rPr>
-          <w:color w:val="FF0000"/>
-        </w:rPr>
-      </w:pPr>
-      <w:r>
-        <w:rPr>
-          <w:rFonts w:hint="eastAsia"/>
-        </w:rPr>
-        <w:t>4.</w:t>
-      </w:r>
-      <w:r>
-        <w:t xml:space="preserve">2.2 </w:t>
-      </w:r>
-      <w:r>
-        <w:rPr>
-          <w:rFonts w:hint="eastAsia"/>
-        </w:rPr>
-        <w:t>多源电能获取与</w:t>
-      </w:r>
-      <w:r>
-        <w:rPr>
-          <w:rFonts w:hint="eastAsia"/>
-          <w:color w:val="FF0000"/>
-        </w:rPr>
-        <w:t>智能电能管理</w:t>
-      </w:r>
-      <w:r>
-        <w:rPr>
-          <w:rFonts w:hint="eastAsia"/>
-          <w:color w:val="FF0000"/>
-        </w:rPr>
-        <w:t>系统设计</w:t>
-      </w:r>
-      <w:r>
-        <w:rPr>
-          <w:rFonts w:hint="eastAsia"/>
-        </w:rPr>
-        <w:t>（解决续航问题）</w:t>
+      </w:pPr>
+      <w:r>
+        <w:rPr>
+          <w:rFonts w:hint="eastAsia"/>
+        </w:rPr>
+        <w:t>4</w:t>
+      </w:r>
+      <w:r>
+        <w:t xml:space="preserve">.2.4 </w:t>
+      </w:r>
+      <w:r>
+        <w:rPr>
+          <w:rFonts w:hint="eastAsia"/>
+        </w:rPr>
+        <w:t>面向快速响应的智能</w:t>
+      </w:r>
+      <w:proofErr w:type="gramStart"/>
+      <w:r>
+        <w:rPr>
+          <w:rFonts w:hint="eastAsia"/>
+        </w:rPr>
+        <w:t>研</w:t>
+      </w:r>
+      <w:proofErr w:type="gramEnd"/>
+      <w:r>
+        <w:rPr>
+          <w:rFonts w:hint="eastAsia"/>
+        </w:rPr>
+        <w:t>判技术</w:t>
       </w:r>
     </w:p>
     <w:p>
@@ -2074,74 +2672,100 @@
         </w:rPr>
       </w:pPr>
       <w:r>
-        <w:t xml:space="preserve">4.2.2.1 </w:t>
-      </w:r>
-      <w:r>
-        <w:t>多源电能获取</w:t>
-      </w:r>
-    </w:p>
-    <w:p>
-      <w:pPr>
-        <w:ind w:firstLine="480"/>
-      </w:pPr>
-      <w:r>
-        <w:rPr>
-          <w:rFonts w:hint="eastAsia"/>
-        </w:rPr>
-        <w:t>（</w:t>
-      </w:r>
-      <w:r>
-        <w:rPr>
-          <w:rFonts w:hint="eastAsia"/>
-        </w:rPr>
-        <w:t>柔性光</w:t>
+        <w:t xml:space="preserve">4.2.4.1 </w:t>
+      </w:r>
+      <w:r>
+        <w:t>基于时间</w:t>
+      </w:r>
+      <w:r>
+        <w:t>-</w:t>
       </w:r>
       <w:proofErr w:type="gramStart"/>
       <w:r>
-        <w:rPr>
-          <w:rFonts w:hint="eastAsia"/>
-        </w:rPr>
-        <w:t>伏材料</w:t>
+        <w:t>事件双</w:t>
       </w:r>
       <w:proofErr w:type="gramEnd"/>
       <w:r>
-        <w:rPr>
-          <w:rFonts w:hint="eastAsia"/>
-        </w:rPr>
-        <w:t>+</w:t>
-      </w:r>
-      <w:r>
-        <w:t>MPPT</w:t>
-      </w:r>
-      <w:r>
-        <w:rPr>
-          <w:rFonts w:hint="eastAsia"/>
-        </w:rPr>
-        <w:t>跟踪</w:t>
-      </w:r>
-      <w:r>
-        <w:rPr>
-          <w:rFonts w:hint="eastAsia"/>
-        </w:rPr>
-        <w:t>）</w:t>
-      </w:r>
-      <w:r>
-        <w:rPr>
-          <w:rFonts w:hint="eastAsia"/>
-        </w:rPr>
-        <w:t>、（</w:t>
-      </w:r>
-      <w:r>
-        <w:rPr>
-          <w:rFonts w:hint="eastAsia"/>
-        </w:rPr>
-        <w:t>谐振腔结构的微型风力发电机</w:t>
-      </w:r>
-      <w:r>
-        <w:rPr>
-          <w:rFonts w:hint="eastAsia"/>
-        </w:rPr>
-        <w:t>）</w:t>
+        <w:t>驱动的</w:t>
+      </w:r>
+      <w:proofErr w:type="gramStart"/>
+      <w:r>
+        <w:t>任务</w:t>
+      </w:r>
+      <w:proofErr w:type="gramEnd"/>
+      <w:r>
+        <w:t>级快速响应方法</w:t>
+      </w:r>
+    </w:p>
+    <w:p>
+      <w:pPr>
+        <w:ind w:firstLine="480"/>
+      </w:pPr>
+      <w:r>
+        <w:rPr>
+          <w:rFonts w:hint="eastAsia"/>
+        </w:rPr>
+        <w:t>时间</w:t>
+      </w:r>
+      <w:r>
+        <w:rPr>
+          <w:rFonts w:hint="eastAsia"/>
+        </w:rPr>
+        <w:t>/</w:t>
+      </w:r>
+      <w:r>
+        <w:rPr>
+          <w:rFonts w:hint="eastAsia"/>
+        </w:rPr>
+        <w:t>事件触发机制负责决定什么时候开始执行任务</w:t>
+      </w:r>
+    </w:p>
+    <w:p>
+      <w:pPr>
+        <w:ind w:firstLine="480"/>
+      </w:pPr>
+      <w:r>
+        <w:rPr>
+          <w:rFonts w:hint="eastAsia"/>
+        </w:rPr>
+        <w:t>任务优先级动态调度方法</w:t>
+      </w:r>
+      <w:r>
+        <w:rPr>
+          <w:rFonts w:hint="eastAsia"/>
+        </w:rPr>
+        <w:t>决定什么样的任务优先处理</w:t>
+      </w:r>
+    </w:p>
+    <w:p>
+      <w:pPr>
+        <w:ind w:firstLine="480"/>
+      </w:pPr>
+      <w:r>
+        <w:rPr>
+          <w:rFonts w:hint="eastAsia"/>
+        </w:rPr>
+        <w:t>可以分别</w:t>
+      </w:r>
+      <w:proofErr w:type="gramStart"/>
+      <w:r>
+        <w:rPr>
+          <w:rFonts w:hint="eastAsia"/>
+        </w:rPr>
+        <w:t>写时间</w:t>
+      </w:r>
+      <w:proofErr w:type="gramEnd"/>
+      <w:r>
+        <w:rPr>
+          <w:rFonts w:hint="eastAsia"/>
+        </w:rPr>
+        <w:t>触发机制以及事件触发机制，</w:t>
+      </w:r>
+      <w:r>
+        <w:rPr>
+          <w:rFonts w:hint="eastAsia"/>
+        </w:rPr>
+        <w:t>然后去写他们的融合触发机制。</w:t>
       </w:r>
     </w:p>
     <w:p>
@@ -2152,287 +2776,17 @@
         </w:rPr>
       </w:pPr>
       <w:r>
-        <w:t xml:space="preserve">4.2.2.2 </w:t>
-      </w:r>
-      <w:r>
-        <w:t>低功耗电能管理系统</w:t>
-      </w:r>
-      <w:r>
-        <w:t>设计</w:t>
-      </w:r>
-    </w:p>
-    <w:p>
-      <w:pPr>
-        <w:ind w:firstLine="480"/>
-      </w:pPr>
-      <w:r>
-        <w:rPr>
-          <w:rFonts w:hint="eastAsia"/>
-        </w:rPr>
-        <w:t>（</w:t>
-      </w:r>
-      <w:r>
-        <w:rPr>
-          <w:rFonts w:hint="eastAsia"/>
-        </w:rPr>
-        <w:t>常规</w:t>
-      </w:r>
-      <w:r>
-        <w:rPr>
-          <w:rFonts w:hint="eastAsia"/>
-        </w:rPr>
-        <w:t>工作模式、低功耗待机模式、深度休眠模式</w:t>
-      </w:r>
-      <w:r>
-        <w:rPr>
-          <w:rFonts w:hint="eastAsia"/>
-        </w:rPr>
-        <w:t>），然后根据不同的情况来进行唤醒以及切换。</w:t>
-      </w:r>
-    </w:p>
-    <w:p>
-      <w:pPr>
-        <w:pStyle w:val="3"/>
-      </w:pPr>
-      <w:r>
-        <w:rPr>
-          <w:rFonts w:hint="eastAsia"/>
-        </w:rPr>
-        <w:t>4</w:t>
-      </w:r>
-      <w:r>
-        <w:t xml:space="preserve">.2.3 </w:t>
-      </w:r>
-      <w:r>
-        <w:rPr>
-          <w:rFonts w:hint="eastAsia"/>
-        </w:rPr>
-        <w:t>装置故障自诊断技术</w:t>
-      </w:r>
-      <w:r>
-        <w:rPr>
-          <w:rFonts w:hint="eastAsia"/>
-        </w:rPr>
-        <w:t>研究</w:t>
-      </w:r>
-      <w:r>
-        <w:rPr>
-          <w:rFonts w:hint="eastAsia"/>
-        </w:rPr>
-        <w:t>（写有哪些技术可以进行故障诊断）</w:t>
-      </w:r>
-    </w:p>
-    <w:p>
-      <w:pPr>
-        <w:pStyle w:val="4"/>
-        <w:rPr>
-          <w:rFonts w:hint="default"/>
-        </w:rPr>
-      </w:pPr>
-      <w:r>
-        <w:t>4.2.3.1</w:t>
-      </w:r>
-      <w:r>
-        <w:t xml:space="preserve"> </w:t>
-      </w:r>
-      <w:r>
-        <w:t>电池管理系统故障自诊断</w:t>
-      </w:r>
-    </w:p>
-    <w:p>
-      <w:pPr>
-        <w:pStyle w:val="4"/>
-        <w:rPr>
-          <w:rFonts w:hint="default"/>
-        </w:rPr>
-      </w:pPr>
-      <w:r>
-        <w:t xml:space="preserve">4.2.3.2 </w:t>
-      </w:r>
-      <w:r>
-        <w:t>多源感知系统</w:t>
-      </w:r>
-      <w:r>
-        <w:t>故障自诊断</w:t>
-      </w:r>
-    </w:p>
-    <w:p>
-      <w:pPr>
-        <w:pStyle w:val="4"/>
-        <w:rPr>
-          <w:rFonts w:hint="default"/>
-        </w:rPr>
-      </w:pPr>
-      <w:r>
-        <w:t xml:space="preserve">4.2.3.3 </w:t>
-      </w:r>
-      <w:r>
-        <w:t>通信</w:t>
-      </w:r>
-      <w:r>
-        <w:t>与数据传输</w:t>
-      </w:r>
-      <w:r>
-        <w:t>系统故障自诊断</w:t>
-      </w:r>
-    </w:p>
-    <w:p>
-      <w:pPr>
-        <w:pStyle w:val="3"/>
-      </w:pPr>
-      <w:r>
-        <w:rPr>
-          <w:rFonts w:hint="eastAsia"/>
-        </w:rPr>
-        <w:t>4</w:t>
-      </w:r>
-      <w:r>
-        <w:t xml:space="preserve">.2.4 </w:t>
-      </w:r>
-      <w:r>
-        <w:rPr>
-          <w:rFonts w:hint="eastAsia"/>
-        </w:rPr>
-        <w:t>面向快速响应的智能</w:t>
+        <w:t xml:space="preserve">4.2.4.2 </w:t>
+      </w:r>
+      <w:r>
+        <w:t>面向复杂故障场景的智能</w:t>
       </w:r>
       <w:proofErr w:type="gramStart"/>
       <w:r>
-        <w:rPr>
-          <w:rFonts w:hint="eastAsia"/>
-        </w:rPr>
         <w:t>研</w:t>
       </w:r>
       <w:proofErr w:type="gramEnd"/>
       <w:r>
-        <w:rPr>
-          <w:rFonts w:hint="eastAsia"/>
-        </w:rPr>
-        <w:t>判技术</w:t>
-      </w:r>
-    </w:p>
-    <w:p>
-      <w:pPr>
-        <w:pStyle w:val="4"/>
-        <w:rPr>
-          <w:rFonts w:hint="default"/>
-        </w:rPr>
-      </w:pPr>
-      <w:r>
-        <w:t xml:space="preserve">4.2.4.1 </w:t>
-      </w:r>
-      <w:r>
-        <w:t>基于时间</w:t>
-      </w:r>
-      <w:r>
-        <w:t>-</w:t>
-      </w:r>
-      <w:proofErr w:type="gramStart"/>
-      <w:r>
-        <w:t>事件双</w:t>
-      </w:r>
-      <w:proofErr w:type="gramEnd"/>
-      <w:r>
-        <w:t>驱动的</w:t>
-      </w:r>
-      <w:proofErr w:type="gramStart"/>
-      <w:r>
-        <w:t>任务</w:t>
-      </w:r>
-      <w:proofErr w:type="gramEnd"/>
-      <w:r>
-        <w:t>级快速响应方法</w:t>
-      </w:r>
-    </w:p>
-    <w:p>
-      <w:pPr>
-        <w:ind w:firstLine="480"/>
-      </w:pPr>
-      <w:r>
-        <w:rPr>
-          <w:rFonts w:hint="eastAsia"/>
-        </w:rPr>
-        <w:t>时间</w:t>
-      </w:r>
-      <w:r>
-        <w:rPr>
-          <w:rFonts w:hint="eastAsia"/>
-        </w:rPr>
-        <w:t>/</w:t>
-      </w:r>
-      <w:r>
-        <w:rPr>
-          <w:rFonts w:hint="eastAsia"/>
-        </w:rPr>
-        <w:t>事件触发机制负责决定什么时候开始执行任务</w:t>
-      </w:r>
-    </w:p>
-    <w:p>
-      <w:pPr>
-        <w:ind w:firstLine="480"/>
-      </w:pPr>
-      <w:r>
-        <w:rPr>
-          <w:rFonts w:hint="eastAsia"/>
-        </w:rPr>
-        <w:t>任务优先级动态调度方法</w:t>
-      </w:r>
-      <w:r>
-        <w:rPr>
-          <w:rFonts w:hint="eastAsia"/>
-        </w:rPr>
-        <w:t>决定什么样的任务优先处理</w:t>
-      </w:r>
-    </w:p>
-    <w:p>
-      <w:pPr>
-        <w:ind w:firstLine="480"/>
-      </w:pPr>
-      <w:r>
-        <w:rPr>
-          <w:rFonts w:hint="eastAsia"/>
-        </w:rPr>
-        <w:t>可以分别</w:t>
-      </w:r>
-      <w:proofErr w:type="gramStart"/>
-      <w:r>
-        <w:rPr>
-          <w:rFonts w:hint="eastAsia"/>
-        </w:rPr>
-        <w:t>写时间</w:t>
-      </w:r>
-      <w:proofErr w:type="gramEnd"/>
-      <w:r>
-        <w:rPr>
-          <w:rFonts w:hint="eastAsia"/>
-        </w:rPr>
-        <w:t>触发机制以及事件触发机制，</w:t>
-      </w:r>
-      <w:r>
-        <w:rPr>
-          <w:rFonts w:hint="eastAsia"/>
-        </w:rPr>
-        <w:t>然后去写他们的融合触发机制。</w:t>
-      </w:r>
-    </w:p>
-    <w:p>
-      <w:pPr>
-        <w:pStyle w:val="4"/>
-        <w:rPr>
-          <w:rFonts w:hint="default"/>
-        </w:rPr>
-      </w:pPr>
-      <w:r>
-        <w:t xml:space="preserve">4.2.4.2 </w:t>
-      </w:r>
-      <w:r>
-        <w:t>面向复杂故障场景的智能</w:t>
-      </w:r>
-      <w:proofErr w:type="gramStart"/>
-      <w:r>
-        <w:t>研</w:t>
-      </w:r>
-      <w:proofErr w:type="gramEnd"/>
-      <w:r>
         <w:t>判方法</w:t>
       </w:r>
     </w:p>
@@ -2440,6 +2794,61 @@
       <w:pPr>
         <w:ind w:firstLine="480"/>
       </w:pPr>
+      <w:r>
+        <w:rPr>
+          <w:rFonts w:hint="eastAsia"/>
+        </w:rPr>
+        <w:t>输出信息要丰富，</w:t>
+      </w:r>
+      <w:r>
+        <w:rPr>
+          <w:rFonts w:hint="eastAsia"/>
+        </w:rPr>
+        <w:t>包括</w:t>
+      </w:r>
+      <w:r>
+        <w:rPr>
+          <w:rFonts w:hint="eastAsia"/>
+        </w:rPr>
+        <w:t>：</w:t>
+      </w:r>
+    </w:p>
+    <w:p>
+      <w:pPr>
+        <w:ind w:firstLine="480"/>
+      </w:pPr>
+      <w:r>
+        <w:rPr>
+          <w:rFonts w:hint="eastAsia"/>
+        </w:rPr>
+        <w:t>故障原因分析、严重程度分析、</w:t>
+      </w:r>
+      <w:r>
+        <w:rPr>
+          <w:rFonts w:hint="eastAsia"/>
+        </w:rPr>
+        <w:t>处置建议生成</w:t>
+      </w:r>
+      <w:r>
+        <w:rPr>
+          <w:rFonts w:hint="eastAsia"/>
+        </w:rPr>
+        <w:t>。</w:t>
+      </w:r>
+    </w:p>
+    <w:p>
+      <w:pPr>
+        <w:ind w:firstLine="480"/>
+        <w:rPr>
+          <w:rFonts w:hint="eastAsia"/>
+        </w:rPr>
+      </w:pPr>
+      <w:r>
+        <w:rPr>
+          <w:rFonts w:hint="eastAsia"/>
+        </w:rPr>
+        <w:t>利用什么样的模型可以实现。</w:t>
+      </w:r>
     </w:p>
     <w:p>
       <w:pPr>
@@ -2572,7 +2981,6 @@
         <w:rPr>
           <w:rFonts w:hint="eastAsia"/>
         </w:rPr>
-        <w:lastRenderedPageBreak/>
         <w:t>单兵装置也会对云端进行身份认证</w:t>
       </w:r>
       <w:r>
@@ -2685,6 +3093,7 @@
         </w:rPr>
       </w:pPr>
       <w:r>
+        <w:lastRenderedPageBreak/>
         <w:t xml:space="preserve">4.3.2.3 </w:t>
       </w:r>
       <w:r>
@@ -2724,6 +3133,66 @@
           <w:rFonts w:hint="eastAsia"/>
         </w:rPr>
         <w:t>模型部署</w:t>
+      </w:r>
+    </w:p>
+    <w:p>
+      <w:pPr>
+        <w:ind w:firstLine="480"/>
+      </w:pPr>
+      <w:r>
+        <w:rPr>
+          <w:rFonts w:hint="eastAsia"/>
+        </w:rPr>
+        <w:t>①：平台介绍</w:t>
+      </w:r>
+    </w:p>
+    <w:p>
+      <w:pPr>
+        <w:ind w:firstLine="480"/>
+      </w:pPr>
+      <w:r>
+        <w:rPr>
+          <w:rFonts w:hint="eastAsia"/>
+        </w:rPr>
+        <w:t>②：</w:t>
+      </w:r>
+      <w:r>
+        <w:rPr>
+          <w:rFonts w:hint="eastAsia"/>
+        </w:rPr>
+        <w:t>如何在平台上部署</w:t>
+      </w:r>
+    </w:p>
+    <w:p>
+      <w:pPr>
+        <w:ind w:firstLine="480"/>
+        <w:rPr>
+          <w:rFonts w:hint="eastAsia"/>
+        </w:rPr>
+      </w:pPr>
+      <w:r>
+        <w:rPr>
+          <w:rFonts w:hint="eastAsia"/>
+        </w:rPr>
+        <w:t>③：可不可以优化</w:t>
+      </w:r>
+      <w:r>
+        <w:rPr>
+          <w:rFonts w:hint="eastAsia"/>
+        </w:rPr>
+        <w:t>部署</w:t>
+      </w:r>
+      <w:r>
+        <w:rPr>
+          <w:rFonts w:hint="eastAsia"/>
+        </w:rPr>
+        <w:t>的</w:t>
+      </w:r>
+      <w:r>
+        <w:rPr>
+          <w:rFonts w:hint="eastAsia"/>
+        </w:rPr>
+        <w:t>性能</w:t>
       </w:r>
     </w:p>
     <w:p>
@@ -2775,11 +3244,264 @@
         </w:rPr>
         <w:t>续航评估</w:t>
       </w:r>
-      <w:r>
-        <w:rPr>
-          <w:rFonts w:hint="eastAsia"/>
-        </w:rPr>
-        <w:t>方法</w:t>
+    </w:p>
+    <w:p>
+      <w:pPr>
+        <w:pStyle w:val="4"/>
+      </w:pPr>
+      <w:r>
+        <w:t>4.4.1</w:t>
+      </w:r>
+      <w:r>
+        <w:t>.</w:t>
+      </w:r>
+      <w:r>
+        <w:rPr>
+          <w:rFonts w:hint="default"/>
+        </w:rPr>
+        <w:t>1</w:t>
+      </w:r>
+      <w:r>
+        <w:t xml:space="preserve"> </w:t>
+      </w:r>
+      <w:r>
+        <w:t>典型应用场景下测试环境设计与模型构建</w:t>
+      </w:r>
+      <w:r>
+        <w:t>（可以列表格、图）</w:t>
+      </w:r>
+    </w:p>
+    <w:p>
+      <w:pPr>
+        <w:ind w:firstLine="480"/>
+      </w:pPr>
+      <w:r>
+        <w:rPr>
+          <w:rFonts w:hint="eastAsia"/>
+        </w:rPr>
+        <w:t>①：测试环境</w:t>
+      </w:r>
+    </w:p>
+    <w:p>
+      <w:pPr>
+        <w:ind w:firstLine="480"/>
+        <w:rPr>
+          <w:rFonts w:hint="eastAsia"/>
+        </w:rPr>
+      </w:pPr>
+      <w:r>
+        <w:rPr>
+          <w:rFonts w:hint="eastAsia"/>
+        </w:rPr>
+        <w:t>②：</w:t>
+      </w:r>
+      <w:r>
+        <w:rPr>
+          <w:rFonts w:hint="eastAsia"/>
+        </w:rPr>
+        <w:t>介绍每个模式都实现什么功能，什么开启什么关闭</w:t>
+      </w:r>
+    </w:p>
+    <w:p>
+      <w:pPr>
+        <w:pStyle w:val="4"/>
+        <w:rPr>
+          <w:rFonts w:hint="default"/>
+        </w:rPr>
+      </w:pPr>
+      <w:r>
+        <w:t>4.4.</w:t>
+      </w:r>
+      <w:r>
+        <w:rPr>
+          <w:rFonts w:hint="default"/>
+        </w:rPr>
+        <w:t>1.2</w:t>
+      </w:r>
+      <w:r>
+        <w:t xml:space="preserve"> </w:t>
+      </w:r>
+      <w:r>
+        <w:t>多工作模式功耗数据采集与平均功耗</w:t>
+      </w:r>
+      <w:r>
+        <w:t>标定</w:t>
+      </w:r>
+    </w:p>
+    <w:p>
+      <w:pPr>
+        <w:ind w:firstLine="480"/>
+      </w:pPr>
+      <w:r>
+        <w:rPr>
+          <w:rFonts w:ascii="宋体" w:hAnsi="宋体" w:cs="宋体" w:hint="eastAsia"/>
+        </w:rPr>
+        <w:t>①</w:t>
+      </w:r>
+      <w:r>
+        <w:t>：使</w:t>
+      </w:r>
+      <w:r>
+        <w:t>用什么进行</w:t>
+      </w:r>
+      <w:r>
+        <w:t>数据采集</w:t>
+      </w:r>
+    </w:p>
+    <w:p>
+      <w:pPr>
+        <w:ind w:firstLine="480"/>
+      </w:pPr>
+      <w:r>
+        <w:rPr>
+          <w:rFonts w:hint="eastAsia"/>
+        </w:rPr>
+        <w:t>②</w:t>
+      </w:r>
+      <w:r>
+        <w:t>：</w:t>
+      </w:r>
+      <w:r>
+        <w:t>是怎么去计算</w:t>
+      </w:r>
+      <w:r>
+        <w:t>功耗</w:t>
+      </w:r>
+      <w:r>
+        <w:t>/</w:t>
+      </w:r>
+      <w:r>
+        <w:rPr>
+          <w:rFonts w:hint="eastAsia"/>
+        </w:rPr>
+        <w:t>续航的</w:t>
+      </w:r>
+    </w:p>
+    <w:p>
+      <w:pPr>
+        <w:pStyle w:val="4"/>
+        <w:rPr>
+          <w:rFonts w:hint="default"/>
+        </w:rPr>
+      </w:pPr>
+      <w:r>
+        <w:t>4.4.</w:t>
+      </w:r>
+      <w:r>
+        <w:t>1.3</w:t>
+      </w:r>
+      <w:r>
+        <w:rPr>
+          <w:rFonts w:hint="default"/>
+        </w:rPr>
+        <w:t xml:space="preserve"> </w:t>
+      </w:r>
+      <w:r>
+        <w:t>单模式与混合任务场景下的续航能力评估</w:t>
+      </w:r>
+    </w:p>
+    <w:p>
+      <w:pPr>
+        <w:ind w:firstLine="480"/>
+      </w:pPr>
+      <w:r>
+        <w:rPr>
+          <w:rFonts w:hint="eastAsia"/>
+        </w:rPr>
+        <w:t>①：测试前的预处理</w:t>
+      </w:r>
+      <w:r>
+        <w:rPr>
+          <w:rFonts w:hint="eastAsia"/>
+        </w:rPr>
+        <w:t>(</w:t>
+      </w:r>
+      <w:r>
+        <w:rPr>
+          <w:rFonts w:hint="eastAsia"/>
+        </w:rPr>
+        <w:t>准备</w:t>
+      </w:r>
+      <w:r>
+        <w:rPr>
+          <w:rFonts w:hint="eastAsia"/>
+        </w:rPr>
+        <w:t>)</w:t>
+      </w:r>
+    </w:p>
+    <w:p>
+      <w:pPr>
+        <w:ind w:firstLine="480"/>
+      </w:pPr>
+      <w:r>
+        <w:rPr>
+          <w:rFonts w:hint="eastAsia"/>
+        </w:rPr>
+        <w:t>②：单模</w:t>
+      </w:r>
+      <w:proofErr w:type="gramStart"/>
+      <w:r>
+        <w:rPr>
+          <w:rFonts w:hint="eastAsia"/>
+        </w:rPr>
+        <w:t>式连续</w:t>
+      </w:r>
+      <w:proofErr w:type="gramEnd"/>
+      <w:r>
+        <w:rPr>
+          <w:rFonts w:hint="eastAsia"/>
+        </w:rPr>
+        <w:t>续航测试</w:t>
+      </w:r>
+    </w:p>
+    <w:p>
+      <w:pPr>
+        <w:ind w:firstLine="480"/>
+      </w:pPr>
+      <w:r>
+        <w:rPr>
+          <w:rFonts w:hint="eastAsia"/>
+        </w:rPr>
+        <w:t>③：混合任务续航测试</w:t>
+      </w:r>
+    </w:p>
+    <w:p>
+      <w:pPr>
+        <w:pStyle w:val="4"/>
+        <w:rPr>
+          <w:rFonts w:hint="default"/>
+        </w:rPr>
+      </w:pPr>
+      <w:r>
+        <w:t xml:space="preserve">4.4.1.4 </w:t>
+      </w:r>
+      <w:r>
+        <w:t>基于能耗模型的续航性能指标体系与综合评价方法</w:t>
+      </w:r>
+    </w:p>
+    <w:p>
+      <w:pPr>
+        <w:ind w:firstLine="480"/>
+      </w:pPr>
+      <w:r>
+        <w:rPr>
+          <w:rFonts w:hint="eastAsia"/>
+        </w:rPr>
+        <w:t>①：续航性能核心指标</w:t>
+      </w:r>
+    </w:p>
+    <w:p>
+      <w:pPr>
+        <w:ind w:firstLine="480"/>
+        <w:rPr>
+          <w:rFonts w:hint="eastAsia"/>
+        </w:rPr>
+      </w:pPr>
+      <w:r>
+        <w:rPr>
+          <w:rFonts w:hint="eastAsia"/>
+        </w:rPr>
+        <w:t>②：综合评价准则</w:t>
       </w:r>
     </w:p>
     <w:p>
@@ -2807,6 +3529,140 @@
         </w:rPr>
         <w:t>测试评估</w:t>
       </w:r>
+    </w:p>
+    <w:p>
+      <w:pPr>
+        <w:pStyle w:val="4"/>
+        <w:rPr>
+          <w:rFonts w:hint="default"/>
+        </w:rPr>
+      </w:pPr>
+      <w:r>
+        <w:t>4.4.2.1</w:t>
+      </w:r>
+      <w:r>
+        <w:rPr>
+          <w:rFonts w:hint="default"/>
+        </w:rPr>
+        <w:t xml:space="preserve"> </w:t>
+      </w:r>
+      <w:r>
+        <w:t>轻量化评估指标定义与测试环境构建</w:t>
+      </w:r>
+    </w:p>
+    <w:p>
+      <w:pPr>
+        <w:ind w:firstLine="480"/>
+      </w:pPr>
+      <w:r>
+        <w:rPr>
+          <w:rFonts w:hint="eastAsia"/>
+        </w:rPr>
+        <w:t>①：评估指标有哪些</w:t>
+      </w:r>
+    </w:p>
+    <w:p>
+      <w:pPr>
+        <w:ind w:firstLine="480"/>
+      </w:pPr>
+      <w:r>
+        <w:rPr>
+          <w:rFonts w:hint="eastAsia"/>
+        </w:rPr>
+        <w:t>②：测试环境与工具链配置</w:t>
+      </w:r>
+    </w:p>
+    <w:p>
+      <w:pPr>
+        <w:pStyle w:val="4"/>
+        <w:rPr>
+          <w:rFonts w:hint="default"/>
+        </w:rPr>
+      </w:pPr>
+      <w:r>
+        <w:t xml:space="preserve">4.2.2.2 </w:t>
+      </w:r>
+      <w:r>
+        <w:t>轻量化评估指标测定与标定</w:t>
+      </w:r>
+    </w:p>
+    <w:p>
+      <w:pPr>
+        <w:ind w:firstLine="480"/>
+      </w:pPr>
+      <w:r>
+        <w:rPr>
+          <w:rFonts w:hint="eastAsia"/>
+        </w:rPr>
+        <w:t>①：测定方法，具体怎么去测量指标，什么步骤</w:t>
+      </w:r>
+    </w:p>
+    <w:p>
+      <w:pPr>
+        <w:ind w:firstLine="480"/>
+      </w:pPr>
+      <w:r>
+        <w:rPr>
+          <w:rFonts w:hint="eastAsia"/>
+        </w:rPr>
+        <w:t>②：怎么计算指标</w:t>
+      </w:r>
+    </w:p>
+    <w:p>
+      <w:pPr>
+        <w:pStyle w:val="4"/>
+        <w:rPr>
+          <w:rFonts w:hint="default"/>
+        </w:rPr>
+      </w:pPr>
+      <w:r>
+        <w:t xml:space="preserve">4.2.2.3 </w:t>
+      </w:r>
+      <w:r>
+        <w:t>轻量化效果综合评价模型与判定准则</w:t>
+      </w:r>
+    </w:p>
+    <w:p>
+      <w:pPr>
+        <w:ind w:firstLine="480"/>
+      </w:pPr>
+      <w:r>
+        <w:rPr>
+          <w:rFonts w:hint="eastAsia"/>
+        </w:rPr>
+        <w:lastRenderedPageBreak/>
+        <w:t>①：综合评价模型构建</w:t>
+      </w:r>
+    </w:p>
+    <w:p>
+      <w:pPr>
+        <w:ind w:firstLine="480"/>
+        <w:rPr>
+          <w:rFonts w:hint="eastAsia"/>
+        </w:rPr>
+      </w:pPr>
+      <w:r>
+        <w:rPr>
+          <w:rFonts w:hint="eastAsia"/>
+        </w:rPr>
+        <w:t>②：判定准则</w:t>
+      </w:r>
+    </w:p>
+    <w:p>
+      <w:pPr>
+        <w:ind w:firstLine="480"/>
+        <w:rPr>
+          <w:rFonts w:hint="eastAsia"/>
+        </w:rPr>
+      </w:pPr>
+    </w:p>
+    <w:p>
+      <w:pPr>
+        <w:ind w:firstLine="480"/>
+        <w:rPr>
+          <w:rFonts w:hint="eastAsia"/>
+        </w:rPr>
+      </w:pPr>
     </w:p>
     <w:sectPr>
       <w:headerReference w:type="even" r:id="rId9"/>
@@ -5545,7 +6401,7 @@
 </file>
 
 <file path=customXml/itemProps2.xml><?xml version="1.0" encoding="utf-8"?>
-<ds:datastoreItem xmlns:ds="http://schemas.openxmlformats.org/officeDocument/2006/customXml" ds:itemID="{34B5B038-0750-4092-9B23-F01BC4B8FF56}">
+<ds:datastoreItem xmlns:ds="http://schemas.openxmlformats.org/officeDocument/2006/customXml" ds:itemID="{15B761F2-95F4-4B47-8462-A2AD6ECF65FD}">
   <ds:schemaRefs>
     <ds:schemaRef ds:uri="http://schemas.openxmlformats.org/officeDocument/2006/bibliography"/>
   </ds:schemaRefs>
